--- a/education/docker-swarm/docx/chapter06_false_greens.docx
+++ b/education/docker-swarm/docx/chapter06_false_greens.docx
@@ -268,13 +268,13 @@
         <w:t xml:space="preserve"> </w:t>
       </w:r>
       <w:r>
-        <w:t xml:space="preserve">over about 75 seconds,</w:t>
-      </w:r>
-      <w:r>
-        <w:t xml:space="preserve"> </w:t>
-      </w:r>
-      <w:r>
-        <w:t xml:space="preserve">gave up, and logged:</w:t>
+        <w:t xml:space="preserve">— roughly thirty seconds</w:t>
+      </w:r>
+      <w:r>
+        <w:t xml:space="preserve"> </w:t>
+      </w:r>
+      <w:r>
+        <w:t xml:space="preserve">of cushion — gave up, and logged:</w:t>
       </w:r>
     </w:p>
     <w:p>
@@ -320,7 +320,7 @@
         <w:pStyle w:val="BodyText"/>
       </w:pPr>
       <w:r>
-        <w:t xml:space="preserve">Here is every signal an operator would reasonably consult, with what it said:</w:t>
+        <w:t xml:space="preserve">Here is every signal that was checked during the drill, with what each one said:</w:t>
       </w:r>
     </w:p>
     <w:tbl>
@@ -407,58 +407,6 @@
               <w:rPr>
                 <w:rStyle w:val="VerbatimChar"/>
               </w:rPr>
-              <w:t xml:space="preserve">docker service ls</w:t>
-            </w:r>
-          </w:p>
-        </w:tc>
-        <w:tc>
-          <w:tcPr/>
-          <w:p>
-            <w:pPr>
-              <w:pStyle w:val="Compact"/>
-            </w:pPr>
-            <w:r>
-              <w:rPr>
-                <w:rStyle w:val="VerbatimChar"/>
-              </w:rPr>
-              <w:t xml:space="preserve">2/2</w:t>
-            </w:r>
-          </w:p>
-        </w:tc>
-        <w:tc>
-          <w:tcPr/>
-          <w:p>
-            <w:pPr>
-              <w:pStyle w:val="Compact"/>
-            </w:pPr>
-            <w:r>
-              <w:t xml:space="preserve">Two containers exist</w:t>
-            </w:r>
-          </w:p>
-        </w:tc>
-      </w:tr>
-      <w:tr>
-        <w:tc>
-          <w:tcPr/>
-          <w:p>
-            <w:pPr>
-              <w:pStyle w:val="Compact"/>
-            </w:pPr>
-            <w:r>
-              <w:t xml:space="preserve">2</w:t>
-            </w:r>
-          </w:p>
-        </w:tc>
-        <w:tc>
-          <w:tcPr/>
-          <w:p>
-            <w:pPr>
-              <w:pStyle w:val="Compact"/>
-            </w:pPr>
-            <w:r>
-              <w:rPr>
-                <w:rStyle w:val="VerbatimChar"/>
-              </w:rPr>
               <w:t xml:space="preserve">docker service ps</w:t>
             </w:r>
           </w:p>
@@ -469,6 +417,12 @@
             <w:pPr>
               <w:pStyle w:val="Compact"/>
             </w:pPr>
+            <w:r>
+              <w:t xml:space="preserve">2 tasks</w:t>
+            </w:r>
+            <w:r>
+              <w:t xml:space="preserve"> </w:t>
+            </w:r>
             <w:r>
               <w:rPr>
                 <w:rStyle w:val="VerbatimChar"/>
@@ -476,7 +430,7 @@
               <w:t xml:space="preserve">Running</w:t>
             </w:r>
             <w:r>
-              <w:t xml:space="preserve">, no errors</w:t>
+              <w:t xml:space="preserve">, no failures</w:t>
             </w:r>
           </w:p>
         </w:tc>
@@ -500,7 +454,7 @@
               <w:pStyle w:val="Compact"/>
             </w:pPr>
             <w:r>
-              <w:t xml:space="preserve">3</w:t>
+              <w:t xml:space="preserve">2</w:t>
             </w:r>
           </w:p>
         </w:tc>
@@ -514,7 +468,7 @@
               <w:rPr>
                 <w:rStyle w:val="VerbatimChar"/>
               </w:rPr>
-              <w:t xml:space="preserve">UpdateStatus</w:t>
+              <w:t xml:space="preserve">docker stack services</w:t>
             </w:r>
           </w:p>
         </w:tc>
@@ -528,18 +482,18 @@
               <w:rPr>
                 <w:rStyle w:val="VerbatimChar"/>
               </w:rPr>
-              <w:t xml:space="preserve">completed</w:t>
-            </w:r>
-          </w:p>
-        </w:tc>
-        <w:tc>
-          <w:tcPr/>
-          <w:p>
-            <w:pPr>
-              <w:pStyle w:val="Compact"/>
-            </w:pPr>
-            <w:r>
-              <w:t xml:space="preserve">The last update finished</w:t>
+              <w:t xml:space="preserve">capricorn_backend 2/2</w:t>
+            </w:r>
+          </w:p>
+        </w:tc>
+        <w:tc>
+          <w:tcPr/>
+          <w:p>
+            <w:pPr>
+              <w:pStyle w:val="Compact"/>
+            </w:pPr>
+            <w:r>
+              <w:t xml:space="preserve">Two containers exist</w:t>
             </w:r>
           </w:p>
         </w:tc>
@@ -552,7 +506,7 @@
               <w:pStyle w:val="Compact"/>
             </w:pPr>
             <w:r>
-              <w:t xml:space="preserve">4</w:t>
+              <w:t xml:space="preserve">3</w:t>
             </w:r>
           </w:p>
         </w:tc>
@@ -566,13 +520,58 @@
               <w:rPr>
                 <w:rStyle w:val="VerbatimChar"/>
               </w:rPr>
-              <w:t xml:space="preserve">docker stack deploy</w:t>
+              <w:t xml:space="preserve">restart_policy</w:t>
+            </w:r>
+          </w:p>
+        </w:tc>
+        <w:tc>
+          <w:tcPr/>
+          <w:p>
+            <w:pPr>
+              <w:pStyle w:val="Compact"/>
+            </w:pPr>
+            <w:r>
+              <w:t xml:space="preserve">never triggered</w:t>
+            </w:r>
+          </w:p>
+        </w:tc>
+        <w:tc>
+          <w:tcPr/>
+          <w:p>
+            <w:pPr>
+              <w:pStyle w:val="Compact"/>
+            </w:pPr>
+            <w:r>
+              <w:t xml:space="preserve">Nothing</w:t>
             </w:r>
             <w:r>
               <w:t xml:space="preserve"> </w:t>
             </w:r>
             <w:r>
-              <w:t xml:space="preserve">exit code</w:t>
+              <w:rPr>
+                <w:i/>
+                <w:iCs/>
+              </w:rPr>
+              <w:t xml:space="preserve">exited</w:t>
+            </w:r>
+            <w:r>
+              <w:t xml:space="preserve"> </w:t>
+            </w:r>
+            <w:r>
+              <w:t xml:space="preserve">— nothing did</w:t>
+            </w:r>
+          </w:p>
+        </w:tc>
+      </w:tr>
+      <w:tr>
+        <w:tc>
+          <w:tcPr/>
+          <w:p>
+            <w:pPr>
+              <w:pStyle w:val="Compact"/>
+            </w:pPr>
+            <w:r>
+              <w:t xml:space="preserve">4</w:t>
             </w:r>
           </w:p>
         </w:tc>
@@ -586,18 +585,139 @@
               <w:rPr>
                 <w:rStyle w:val="VerbatimChar"/>
               </w:rPr>
-              <w:t xml:space="preserve">0</w:t>
-            </w:r>
-          </w:p>
-        </w:tc>
-        <w:tc>
-          <w:tcPr/>
-          <w:p>
-            <w:pPr>
-              <w:pStyle w:val="Compact"/>
-            </w:pPr>
-            <w:r>
-              <w:t xml:space="preserve">The manager</w:t>
+              <w:t xml:space="preserve">deploy_swarm.sh</w:t>
+            </w:r>
+            <w:r>
+              <w:t xml:space="preserve"> </w:t>
+            </w:r>
+            <w:r>
+              <w:t xml:space="preserve">convergence poll</w:t>
+            </w:r>
+          </w:p>
+        </w:tc>
+        <w:tc>
+          <w:tcPr/>
+          <w:p>
+            <w:pPr>
+              <w:pStyle w:val="Compact"/>
+            </w:pPr>
+            <w:r>
+              <w:t xml:space="preserve">would converge and print digests</w:t>
+            </w:r>
+          </w:p>
+        </w:tc>
+        <w:tc>
+          <w:tcPr/>
+          <w:p>
+            <w:pPr>
+              <w:pStyle w:val="Compact"/>
+            </w:pPr>
+            <w:r>
+              <w:t xml:space="preserve">The desired state was reached</w:t>
+            </w:r>
+          </w:p>
+        </w:tc>
+      </w:tr>
+      <w:tr>
+        <w:tc>
+          <w:tcPr/>
+          <w:p>
+            <w:pPr>
+              <w:pStyle w:val="Compact"/>
+            </w:pPr>
+            <w:r>
+              <w:t xml:space="preserve">5</w:t>
+            </w:r>
+          </w:p>
+        </w:tc>
+        <w:tc>
+          <w:tcPr/>
+          <w:p>
+            <w:pPr>
+              <w:pStyle w:val="Compact"/>
+            </w:pPr>
+            <w:r>
+              <w:rPr>
+                <w:rStyle w:val="VerbatimChar"/>
+              </w:rPr>
+              <w:t xml:space="preserve">/health</w:t>
+            </w:r>
+          </w:p>
+        </w:tc>
+        <w:tc>
+          <w:tcPr/>
+          <w:p>
+            <w:pPr>
+              <w:pStyle w:val="Compact"/>
+            </w:pPr>
+            <w:r>
+              <w:rPr>
+                <w:rStyle w:val="VerbatimChar"/>
+              </w:rPr>
+              <w:t xml:space="preserve">{"status":"healthy"}</w:t>
+            </w:r>
+          </w:p>
+        </w:tc>
+        <w:tc>
+          <w:tcPr/>
+          <w:p>
+            <w:pPr>
+              <w:pStyle w:val="Compact"/>
+            </w:pPr>
+            <w:r>
+              <w:t xml:space="preserve">The route is wired up</w:t>
+            </w:r>
+          </w:p>
+        </w:tc>
+      </w:tr>
+      <w:tr>
+        <w:tc>
+          <w:tcPr/>
+          <w:p>
+            <w:pPr>
+              <w:pStyle w:val="Compact"/>
+            </w:pPr>
+            <w:r>
+              <w:t xml:space="preserve">6</w:t>
+            </w:r>
+          </w:p>
+        </w:tc>
+        <w:tc>
+          <w:tcPr/>
+          <w:p>
+            <w:pPr>
+              <w:pStyle w:val="Compact"/>
+            </w:pPr>
+            <w:r>
+              <w:rPr>
+                <w:rStyle w:val="VerbatimChar"/>
+              </w:rPr>
+              <w:t xml:space="preserve">/api/v1/banking/health</w:t>
+            </w:r>
+          </w:p>
+        </w:tc>
+        <w:tc>
+          <w:tcPr/>
+          <w:p>
+            <w:pPr>
+              <w:pStyle w:val="Compact"/>
+            </w:pPr>
+            <w:r>
+              <w:rPr>
+                <w:rStyle w:val="VerbatimChar"/>
+              </w:rPr>
+              <w:t xml:space="preserve">{"status":"healthy","module":"banking"}</w:t>
+            </w:r>
+          </w:p>
+        </w:tc>
+        <w:tc>
+          <w:tcPr/>
+          <w:p>
+            <w:pPr>
+              <w:pStyle w:val="Compact"/>
+            </w:pPr>
+            <w:r>
+              <w:t xml:space="preserve">That route too —</w:t>
             </w:r>
             <w:r>
               <w:t xml:space="preserve"> </w:t>
@@ -607,120 +727,7 @@
                 <w:b/>
                 <w:bCs/>
               </w:rPr>
-              <w:t xml:space="preserve">accepted</w:t>
-            </w:r>
-            <w:r>
-              <w:t xml:space="preserve"> </w:t>
-            </w:r>
-            <w:r>
-              <w:t xml:space="preserve">the spec</w:t>
-            </w:r>
-          </w:p>
-        </w:tc>
-      </w:tr>
-      <w:tr>
-        <w:tc>
-          <w:tcPr/>
-          <w:p>
-            <w:pPr>
-              <w:pStyle w:val="Compact"/>
-            </w:pPr>
-            <w:r>
-              <w:t xml:space="preserve">5</w:t>
-            </w:r>
-          </w:p>
-        </w:tc>
-        <w:tc>
-          <w:tcPr/>
-          <w:p>
-            <w:pPr>
-              <w:pStyle w:val="Compact"/>
-            </w:pPr>
-            <w:r>
-              <w:t xml:space="preserve">Container</w:t>
-            </w:r>
-            <w:r>
-              <w:t xml:space="preserve"> </w:t>
-            </w:r>
-            <w:r>
-              <w:rPr>
-                <w:rStyle w:val="VerbatimChar"/>
-              </w:rPr>
-              <w:t xml:space="preserve">Status</w:t>
-            </w:r>
-          </w:p>
-        </w:tc>
-        <w:tc>
-          <w:tcPr/>
-          <w:p>
-            <w:pPr>
-              <w:pStyle w:val="Compact"/>
-            </w:pPr>
-            <w:r>
-              <w:rPr>
-                <w:rStyle w:val="VerbatimChar"/>
-              </w:rPr>
-              <w:t xml:space="preserve">Up 36 seconds</w:t>
-            </w:r>
-          </w:p>
-        </w:tc>
-        <w:tc>
-          <w:tcPr/>
-          <w:p>
-            <w:pPr>
-              <w:pStyle w:val="Compact"/>
-            </w:pPr>
-            <w:r>
-              <w:t xml:space="preserve">The process is alive</w:t>
-            </w:r>
-          </w:p>
-        </w:tc>
-      </w:tr>
-      <w:tr>
-        <w:tc>
-          <w:tcPr/>
-          <w:p>
-            <w:pPr>
-              <w:pStyle w:val="Compact"/>
-            </w:pPr>
-            <w:r>
-              <w:t xml:space="preserve">6</w:t>
-            </w:r>
-          </w:p>
-        </w:tc>
-        <w:tc>
-          <w:tcPr/>
-          <w:p>
-            <w:pPr>
-              <w:pStyle w:val="Compact"/>
-            </w:pPr>
-            <w:r>
-              <w:t xml:space="preserve">The app’s own startup log</w:t>
-            </w:r>
-          </w:p>
-        </w:tc>
-        <w:tc>
-          <w:tcPr/>
-          <w:p>
-            <w:pPr>
-              <w:pStyle w:val="Compact"/>
-            </w:pPr>
-            <w:r>
-              <w:rPr>
-                <w:rStyle w:val="VerbatimChar"/>
-              </w:rPr>
-              <w:t xml:space="preserve">startup complete</w:t>
-            </w:r>
-          </w:p>
-        </w:tc>
-        <w:tc>
-          <w:tcPr/>
-          <w:p>
-            <w:pPr>
-              <w:pStyle w:val="Compact"/>
-            </w:pPr>
-            <w:r>
-              <w:t xml:space="preserve">Its startup code path finished</w:t>
+              <w:t xml:space="preserve">it touches nothing</w:t>
             </w:r>
           </w:p>
         </w:tc>
@@ -860,31 +867,45 @@
         <w:t xml:space="preserve"> </w:t>
       </w:r>
       <w:r>
-        <w:t xml:space="preserve">The exit code truthfully reports that the manager accepted the desired state.</w:t>
-      </w:r>
-      <w:r>
-        <w:t xml:space="preserve"> </w:t>
-      </w:r>
-      <w:r>
-        <w:rPr>
-          <w:b/>
-          <w:bCs/>
-        </w:rPr>
-        <w:t xml:space="preserve">Every one of them</w:t>
-      </w:r>
-      <w:r>
-        <w:rPr>
-          <w:b/>
-          <w:bCs/>
-        </w:rPr>
-        <w:t xml:space="preserve"> </w:t>
-      </w:r>
-      <w:r>
-        <w:rPr>
-          <w:b/>
-          <w:bCs/>
-        </w:rPr>
-        <w:t xml:space="preserve">answers a question you did not mean to ask.</w:t>
+        <w:t xml:space="preserve">Even the</w:t>
+      </w:r>
+      <w:r>
+        <w:t xml:space="preserve"> </w:t>
+      </w:r>
+      <w:r>
+        <w:rPr>
+          <w:i/>
+          <w:iCs/>
+        </w:rPr>
+        <w:t xml:space="preserve">application’s own</w:t>
+      </w:r>
+      <w:r>
+        <w:t xml:space="preserve"> </w:t>
+      </w:r>
+      <w:r>
+        <w:t xml:space="preserve">health endpoints are truthful — about routing, which is all they test.</w:t>
+      </w:r>
+      <w:r>
+        <w:t xml:space="preserve"> </w:t>
+      </w:r>
+      <w:r>
+        <w:rPr>
+          <w:b/>
+          <w:bCs/>
+        </w:rPr>
+        <w:t xml:space="preserve">Every one of them answers a question you did not mean to ask</w:t>
+      </w:r>
+      <w:r>
+        <w:t xml:space="preserve"> </w:t>
+      </w:r>
+      <w:r>
+        <w:t xml:space="preserve">— and two of them were designed by the</w:t>
+      </w:r>
+      <w:r>
+        <w:t xml:space="preserve"> </w:t>
+      </w:r>
+      <w:r>
+        <w:t xml:space="preserve">application’s authors to sound like they answer the big one.</w:t>
       </w:r>
     </w:p>
     <w:bookmarkStart w:id="10" w:name="X0f090e13533ed70a371ffe398f11ef540dd867b"/>
@@ -1656,13 +1677,10 @@
               <w:rPr>
                 <w:rStyle w:val="VerbatimChar"/>
               </w:rPr>
-              <w:t xml:space="preserve">2/3</w:t>
-            </w:r>
-            <w:r>
-              <w:t xml:space="preserve"> </w:t>
-            </w:r>
-            <w:r>
-              <w:t xml:space="preserve">and</w:t>
+              <w:t xml:space="preserve">1/2</w:t>
+            </w:r>
+            <w:r>
+              <w:t xml:space="preserve">,</w:t>
             </w:r>
             <w:r>
               <w:t xml:space="preserve"> </w:t>
@@ -1671,7 +1689,22 @@
               <w:rPr>
                 <w:rStyle w:val="VerbatimChar"/>
               </w:rPr>
-              <w:t xml:space="preserve">1/2</w:t>
+              <w:t xml:space="preserve">1/3</w:t>
+            </w:r>
+            <w:r>
+              <w:t xml:space="preserve"> </w:t>
+            </w:r>
+            <w:r>
+              <w:t xml:space="preserve">and</w:t>
+            </w:r>
+            <w:r>
+              <w:t xml:space="preserve"> </w:t>
+            </w:r>
+            <w:r>
+              <w:rPr>
+                <w:rStyle w:val="VerbatimChar"/>
+              </w:rPr>
+              <w:t xml:space="preserve">0/1</w:t>
             </w:r>
             <w:r>
               <w:t xml:space="preserve"> </w:t>
@@ -2219,19 +2252,19 @@
         <w:t xml:space="preserve"> </w:t>
       </w:r>
       <w:r>
-        <w:t xml:space="preserve">is rung four.</w:t>
-      </w:r>
-      <w:r>
-        <w:t xml:space="preserve"> </w:t>
-      </w:r>
-      <w:r>
-        <w:t xml:space="preserve">“Is it working?”</w:t>
-      </w:r>
-      <w:r>
-        <w:t xml:space="preserve"> </w:t>
-      </w:r>
-      <w:r>
-        <w:t xml:space="preserve">is rung seven.</w:t>
+        <w:t xml:space="preserve">is rung four of the figure’s eight.</w:t>
+      </w:r>
+      <w:r>
+        <w:t xml:space="preserve"> </w:t>
+      </w:r>
+      <w:r>
+        <w:t xml:space="preserve">“Can users do what they came to do?”</w:t>
+      </w:r>
+      <w:r>
+        <w:t xml:space="preserve"> </w:t>
+      </w:r>
+      <w:r>
+        <w:t xml:space="preserve">is rung eight, and nothing below it has an opinion.</w:t>
       </w:r>
     </w:p>
     <w:p>
@@ -2918,29 +2951,43 @@
         <w:pStyle w:val="FirstParagraph"/>
       </w:pPr>
       <w:r>
-        <w:t xml:space="preserve">⚠️</w:t>
-      </w:r>
-      <w:r>
-        <w:t xml:space="preserve"> </w:t>
-      </w:r>
-      <w:r>
-        <w:rPr>
-          <w:b/>
-          <w:bCs/>
-        </w:rPr>
-        <w:t xml:space="preserve">Honest status of our own tooling:</w:t>
-      </w:r>
-      <w:r>
-        <w:t xml:space="preserve"> </w:t>
-      </w:r>
-      <w:r>
-        <w:t xml:space="preserve">the gate covers the backend only. The frontend check is</w:t>
-      </w:r>
-      <w:r>
-        <w:t xml:space="preserve"> </w:t>
-      </w:r>
-      <w:r>
-        <w:t xml:space="preserve">outstanding work, and the more robust fix is a</w:t>
+        <w:t xml:space="preserve">✅</w:t>
+      </w:r>
+      <w:r>
+        <w:t xml:space="preserve"> </w:t>
+      </w:r>
+      <w:r>
+        <w:rPr>
+          <w:b/>
+          <w:bCs/>
+        </w:rPr>
+        <w:t xml:space="preserve">Status of our own tooling — the gap was closed and then re-tested, which is the only closure that</w:t>
+      </w:r>
+      <w:r>
+        <w:rPr>
+          <w:b/>
+          <w:bCs/>
+        </w:rPr>
+        <w:t xml:space="preserve"> </w:t>
+      </w:r>
+      <w:r>
+        <w:rPr>
+          <w:b/>
+          <w:bCs/>
+        </w:rPr>
+        <w:t xml:space="preserve">counts.</w:t>
+      </w:r>
+      <w:r>
+        <w:t xml:space="preserve"> </w:t>
+      </w:r>
+      <w:r>
+        <w:t xml:space="preserve">The same evening, the frontend gained a healthcheck that greps the page for something only our</w:t>
+      </w:r>
+      <w:r>
+        <w:t xml:space="preserve"> </w:t>
+      </w:r>
+      <w:r>
+        <w:t xml:space="preserve">bundle serves, and the script gained a third gate asserting the same thing from outside on</w:t>
       </w:r>
       <w:r>
         <w:t xml:space="preserve"> </w:t>
@@ -2949,43 +2996,168 @@
         <w:rPr>
           <w:rStyle w:val="VerbatimChar"/>
         </w:rPr>
-        <w:t xml:space="preserve">healthcheck</w:t>
-      </w:r>
-      <w:r>
-        <w:t xml:space="preserve"> </w:t>
-      </w:r>
-      <w:r>
-        <w:t xml:space="preserve">on the frontend image itself — which would</w:t>
-      </w:r>
-      <w:r>
-        <w:t xml:space="preserve"> </w:t>
-      </w:r>
-      <w:r>
-        <w:t xml:space="preserve">also re-arm Swarm’s rollback for that failure mode, as Chapter 5 §1 explains.</w:t>
-      </w:r>
-      <w:r>
-        <w:t xml:space="preserve"> </w:t>
-      </w:r>
-      <w:r>
-        <w:rPr>
-          <w:b/>
-          <w:bCs/>
-        </w:rPr>
-        <w:t xml:space="preserve">Written here rather than</w:t>
-      </w:r>
-      <w:r>
-        <w:rPr>
-          <w:b/>
-          <w:bCs/>
-        </w:rPr>
-        <w:t xml:space="preserve"> </w:t>
-      </w:r>
-      <w:r>
-        <w:rPr>
-          <w:b/>
-          <w:bCs/>
-        </w:rPr>
-        <w:t xml:space="preserve">quietly fixed, because a chapter claiming a complete gate would be its own false green.</w:t>
+        <w:t xml:space="preserve">:5001</w:t>
+      </w:r>
+      <w:r>
+        <w:t xml:space="preserve">.</w:t>
+      </w:r>
+      <w:r>
+        <w:t xml:space="preserve"> </w:t>
+      </w:r>
+      <w:r>
+        <w:t xml:space="preserve">Then C6b was</w:t>
+      </w:r>
+      <w:r>
+        <w:t xml:space="preserve"> </w:t>
+      </w:r>
+      <w:r>
+        <w:rPr>
+          <w:b/>
+          <w:bCs/>
+        </w:rPr>
+        <w:t xml:space="preserve">run again, identically</w:t>
+      </w:r>
+      <w:r>
+        <w:t xml:space="preserve">: the deploy that had passed green in the morning failed in 47</w:t>
+      </w:r>
+      <w:r>
+        <w:t xml:space="preserve"> </w:t>
+      </w:r>
+      <w:r>
+        <w:t xml:space="preserve">seconds with</w:t>
+      </w:r>
+      <w:r>
+        <w:t xml:space="preserve"> </w:t>
+      </w:r>
+      <w:r>
+        <w:rPr>
+          <w:rStyle w:val="VerbatimChar"/>
+        </w:rPr>
+        <w:t xml:space="preserve">rollback_started</w:t>
+      </w:r>
+      <w:r>
+        <w:t xml:space="preserve">, the nginx task never received a byte of ingress traffic, and sixteen of</w:t>
+      </w:r>
+      <w:r>
+        <w:t xml:space="preserve"> </w:t>
+      </w:r>
+      <w:r>
+        <w:t xml:space="preserve">sixteen probes during the failed rollout saw the real application (Chapter 5 §1,</w:t>
+      </w:r>
+      <w:r>
+        <w:t xml:space="preserve"> </w:t>
+      </w:r>
+      <w:r>
+        <w:t xml:space="preserve">“C6b, closed”</w:t>
+      </w:r>
+      <w:r>
+        <w:t xml:space="preserve">).</w:t>
+      </w:r>
+    </w:p>
+    <w:p>
+      <w:pPr>
+        <w:pStyle w:val="BodyText"/>
+      </w:pPr>
+      <w:r>
+        <w:t xml:space="preserve">⭐</w:t>
+      </w:r>
+      <w:r>
+        <w:t xml:space="preserve"> </w:t>
+      </w:r>
+      <w:r>
+        <w:rPr>
+          <w:b/>
+          <w:bCs/>
+        </w:rPr>
+        <w:t xml:space="preserve">Note that the two fixes sit on different rungs, and that is the design, not redundancy.</w:t>
+      </w:r>
+      <w:r>
+        <w:t xml:space="preserve"> </w:t>
+      </w:r>
+      <w:r>
+        <w:t xml:space="preserve">The</w:t>
+      </w:r>
+      <w:r>
+        <w:t xml:space="preserve"> </w:t>
+      </w:r>
+      <w:r>
+        <w:t xml:space="preserve">healthcheck lets</w:t>
+      </w:r>
+      <w:r>
+        <w:t xml:space="preserve"> </w:t>
+      </w:r>
+      <w:r>
+        <w:rPr>
+          <w:i/>
+          <w:iCs/>
+        </w:rPr>
+        <w:t xml:space="preserve">Swarm</w:t>
+      </w:r>
+      <w:r>
+        <w:t xml:space="preserve"> </w:t>
+      </w:r>
+      <w:r>
+        <w:t xml:space="preserve">refuse the wrong container — the platform acts without an operator. Gate 3 lets</w:t>
+      </w:r>
+      <w:r>
+        <w:t xml:space="preserve"> </w:t>
+      </w:r>
+      <w:r>
+        <w:rPr>
+          <w:i/>
+          <w:iCs/>
+        </w:rPr>
+        <w:t xml:space="preserve">the deploy script</w:t>
+      </w:r>
+      <w:r>
+        <w:t xml:space="preserve"> </w:t>
+      </w:r>
+      <w:r>
+        <w:t xml:space="preserve">refuse a port serving wrong content even if every healthcheck lies — the operator</w:t>
+      </w:r>
+      <w:r>
+        <w:t xml:space="preserve"> </w:t>
+      </w:r>
+      <w:r>
+        <w:t xml:space="preserve">verifies from outside. One instrument per rung, which is this chapter’s §6 put into practice.</w:t>
+      </w:r>
+      <w:r>
+        <w:t xml:space="preserve"> </w:t>
+      </w:r>
+      <w:r>
+        <w:rPr>
+          <w:b/>
+          <w:bCs/>
+        </w:rPr>
+        <w:t xml:space="preserve">The</w:t>
+      </w:r>
+      <w:r>
+        <w:rPr>
+          <w:b/>
+          <w:bCs/>
+        </w:rPr>
+        <w:t xml:space="preserve"> </w:t>
+      </w:r>
+      <w:r>
+        <w:rPr>
+          <w:b/>
+          <w:bCs/>
+        </w:rPr>
+        <w:t xml:space="preserve">backend still has no healthcheck, deliberately: its wrong-but-running case is what Gates 1–2 transact</w:t>
+      </w:r>
+      <w:r>
+        <w:rPr>
+          <w:b/>
+          <w:bCs/>
+        </w:rPr>
+        <w:t xml:space="preserve"> </w:t>
+      </w:r>
+      <w:r>
+        <w:rPr>
+          <w:b/>
+          <w:bCs/>
+        </w:rPr>
+        <w:t xml:space="preserve">against, and the asymmetry is recorded in the manifest rather than left to be discovered.</w:t>
       </w:r>
     </w:p>
     <w:p>
@@ -3420,29 +3592,35 @@
         <w:pStyle w:val="FirstParagraph"/>
       </w:pPr>
       <w:r>
-        <w:t xml:space="preserve">Five runs in this phase produced confident, plausible,</w:t>
-      </w:r>
-      <w:r>
-        <w:t xml:space="preserve"> </w:t>
-      </w:r>
-      <w:r>
-        <w:rPr>
-          <w:b/>
-          <w:bCs/>
-        </w:rPr>
-        <w:t xml:space="preserve">void</w:t>
-      </w:r>
-      <w:r>
-        <w:t xml:space="preserve"> </w:t>
-      </w:r>
-      <w:r>
-        <w:t xml:space="preserve">results — and it is the same phenomenon:</w:t>
-      </w:r>
-      <w:r>
-        <w:t xml:space="preserve"> </w:t>
-      </w:r>
-      <w:r>
-        <w:t xml:space="preserve">a green signal answering a question nobody asked.</w:t>
+        <w:t xml:space="preserve">Five times in this phase, one of our own instruments produced a confident, plausible,</w:t>
+      </w:r>
+      <w:r>
+        <w:t xml:space="preserve"> </w:t>
+      </w:r>
+      <w:r>
+        <w:rPr>
+          <w:b/>
+          <w:bCs/>
+        </w:rPr>
+        <w:t xml:space="preserve">wrong</w:t>
+      </w:r>
+      <w:r>
+        <w:t xml:space="preserve"> </w:t>
+      </w:r>
+      <w:r>
+        <w:t xml:space="preserve">answer —</w:t>
+      </w:r>
+      <w:r>
+        <w:t xml:space="preserve"> </w:t>
+      </w:r>
+      <w:r>
+        <w:t xml:space="preserve">and it is the same phenomenon: a green signal answering a question nobody asked. Three were whole runs</w:t>
+      </w:r>
+      <w:r>
+        <w:t xml:space="preserve"> </w:t>
+      </w:r>
+      <w:r>
+        <w:t xml:space="preserve">that were void; two were probes inside a run that measured something other than what they claimed.</w:t>
       </w:r>
     </w:p>
     <w:tbl>
@@ -3467,7 +3645,7 @@
               <w:pStyle w:val="Compact"/>
             </w:pPr>
             <w:r>
-              <w:t xml:space="preserve">The void run</w:t>
+              <w:t xml:space="preserve">The instrument said</w:t>
             </w:r>
           </w:p>
         </w:tc>
@@ -3514,7 +3692,17 @@
               <w:pStyle w:val="Compact"/>
             </w:pPr>
             <w:r>
-              <w:t xml:space="preserve">The default stack file was deployed; the broken variant was never used</w:t>
+              <w:rPr>
+                <w:b/>
+                <w:bCs/>
+              </w:rPr>
+              <w:t xml:space="preserve">Void run</w:t>
+            </w:r>
+            <w:r>
+              <w:t xml:space="preserve"> </w:t>
+            </w:r>
+            <w:r>
+              <w:t xml:space="preserve">— the default stack file was deployed; the broken variant was never used</w:t>
             </w:r>
           </w:p>
         </w:tc>
@@ -3549,6 +3737,22 @@
             <w:pPr>
               <w:pStyle w:val="Compact"/>
             </w:pPr>
+            <w:r>
+              <w:rPr>
+                <w:b/>
+                <w:bCs/>
+              </w:rPr>
+              <w:t xml:space="preserve">Void run</w:t>
+            </w:r>
+            <w:r>
+              <w:t xml:space="preserve"> </w:t>
+            </w:r>
+            <w:r>
+              <w:t xml:space="preserve">—</w:t>
+            </w:r>
+            <w:r>
+              <w:t xml:space="preserve"> </w:t>
+            </w:r>
             <w:r>
               <w:rPr>
                 <w:rStyle w:val="VerbatimChar"/>
@@ -3572,24 +3776,34 @@
               <w:pStyle w:val="Compact"/>
             </w:pPr>
             <w:r>
-              <w:t xml:space="preserve">A password was</w:t>
+              <w:t xml:space="preserve">A script ran</w:t>
             </w:r>
             <w:r>
               <w:t xml:space="preserve"> </w:t>
             </w:r>
             <w:r>
-              <w:t xml:space="preserve">“rejected”</w:t>
-            </w:r>
-          </w:p>
-        </w:tc>
-        <w:tc>
-          <w:tcPr/>
-          <w:p>
-            <w:pPr>
-              <w:pStyle w:val="Compact"/>
-            </w:pPr>
-            <w:r>
-              <w:t xml:space="preserve">The probe named a database that does not exist</w:t>
+              <w:t xml:space="preserve">“on the node”</w:t>
+            </w:r>
+          </w:p>
+        </w:tc>
+        <w:tc>
+          <w:tcPr/>
+          <w:p>
+            <w:pPr>
+              <w:pStyle w:val="Compact"/>
+            </w:pPr>
+            <w:r>
+              <w:rPr>
+                <w:b/>
+                <w:bCs/>
+              </w:rPr>
+              <w:t xml:space="preserve">Void run</w:t>
+            </w:r>
+            <w:r>
+              <w:t xml:space="preserve"> </w:t>
+            </w:r>
+            <w:r>
+              <w:t xml:space="preserve">— it ran on the workstation; a shared mount made both look identical</w:t>
             </w:r>
           </w:p>
         </w:tc>
@@ -3602,6 +3816,46 @@
               <w:pStyle w:val="Compact"/>
             </w:pPr>
             <w:r>
+              <w:t xml:space="preserve">A password was</w:t>
+            </w:r>
+            <w:r>
+              <w:t xml:space="preserve"> </w:t>
+            </w:r>
+            <w:r>
+              <w:t xml:space="preserve">“rejected”</w:t>
+            </w:r>
+          </w:p>
+        </w:tc>
+        <w:tc>
+          <w:tcPr/>
+          <w:p>
+            <w:pPr>
+              <w:pStyle w:val="Compact"/>
+            </w:pPr>
+            <w:r>
+              <w:rPr>
+                <w:b/>
+                <w:bCs/>
+              </w:rPr>
+              <w:t xml:space="preserve">Invalid probe</w:t>
+            </w:r>
+            <w:r>
+              <w:t xml:space="preserve"> </w:t>
+            </w:r>
+            <w:r>
+              <w:t xml:space="preserve">— it had actually failed on a database name that does not exist</w:t>
+            </w:r>
+          </w:p>
+        </w:tc>
+      </w:tr>
+      <w:tr>
+        <w:tc>
+          <w:tcPr/>
+          <w:p>
+            <w:pPr>
+              <w:pStyle w:val="Compact"/>
+            </w:pPr>
+            <w:r>
               <w:t xml:space="preserve">A password</w:t>
             </w:r>
             <w:r>
@@ -3619,7 +3873,17 @@
               <w:pStyle w:val="Compact"/>
             </w:pPr>
             <w:r>
-              <w:t xml:space="preserve">Loopback connections are</w:t>
+              <w:rPr>
+                <w:b/>
+                <w:bCs/>
+              </w:rPr>
+              <w:t xml:space="preserve">Invalid probe</w:t>
+            </w:r>
+            <w:r>
+              <w:t xml:space="preserve"> </w:t>
+            </w:r>
+            <w:r>
+              <w:t xml:space="preserve">— loopback connections are</w:t>
             </w:r>
             <w:r>
               <w:t xml:space="preserve"> </w:t>
@@ -3631,40 +3895,7 @@
               <w:t xml:space="preserve">trust</w:t>
             </w:r>
             <w:r>
-              <w:t xml:space="preserve"> </w:t>
-            </w:r>
-            <w:r>
-              <w:t xml:space="preserve">— no password was checked</w:t>
-            </w:r>
-          </w:p>
-        </w:tc>
-      </w:tr>
-      <w:tr>
-        <w:tc>
-          <w:tcPr/>
-          <w:p>
-            <w:pPr>
-              <w:pStyle w:val="Compact"/>
-            </w:pPr>
-            <w:r>
-              <w:t xml:space="preserve">A script ran</w:t>
-            </w:r>
-            <w:r>
-              <w:t xml:space="preserve"> </w:t>
-            </w:r>
-            <w:r>
-              <w:t xml:space="preserve">“on the node”</w:t>
-            </w:r>
-          </w:p>
-        </w:tc>
-        <w:tc>
-          <w:tcPr/>
-          <w:p>
-            <w:pPr>
-              <w:pStyle w:val="Compact"/>
-            </w:pPr>
-            <w:r>
-              <w:t xml:space="preserve">It ran on the workstation; a shared mount made both look identical</w:t>
+              <w:t xml:space="preserve">, so it never tested the password at all</w:t>
             </w:r>
           </w:p>
         </w:tc>
@@ -3889,7 +4120,37 @@
         <w:t xml:space="preserve"> </w:t>
       </w:r>
       <w:r>
-        <w:t xml:space="preserve">finding surfaced — the contradiction was the evidence.</w:t>
+        <w:t xml:space="preserve">finding surfaced — the two invalid probes above contradicted each other, and</w:t>
+      </w:r>
+      <w:r>
+        <w:t xml:space="preserve"> </w:t>
+      </w:r>
+      <w:r>
+        <w:t xml:space="preserve">chasing the disagreement produced a real discovery.</w:t>
+      </w:r>
+      <w:r>
+        <w:t xml:space="preserve"> </w:t>
+      </w:r>
+      <w:r>
+        <w:rPr>
+          <w:b/>
+          <w:bCs/>
+        </w:rPr>
+        <w:t xml:space="preserve">A wrong measurement examined honestly is worth</w:t>
+      </w:r>
+      <w:r>
+        <w:rPr>
+          <w:b/>
+          <w:bCs/>
+        </w:rPr>
+        <w:t xml:space="preserve"> </w:t>
+      </w:r>
+      <w:r>
+        <w:rPr>
+          <w:b/>
+          <w:bCs/>
+        </w:rPr>
+        <w:t xml:space="preserve">more than a right one taken on faith.</w:t>
       </w:r>
     </w:p>
     <w:p>
@@ -4728,7 +4989,31 @@
         <w:t xml:space="preserve"> </w:t>
       </w:r>
       <w:r>
-        <w:t xml:space="preserve">synthetic checks, and replica counts are alerted on rather than inspected.</w:t>
+        <w:t xml:space="preserve">synthetic checks, and replica counts are alerted on rather than inspected — ⚠️</w:t>
+      </w:r>
+      <w:r>
+        <w:t xml:space="preserve"> </w:t>
+      </w:r>
+      <w:r>
+        <w:rPr>
+          <w:i/>
+          <w:iCs/>
+        </w:rPr>
+        <w:t xml:space="preserve">an unverified</w:t>
+      </w:r>
+      <w:r>
+        <w:rPr>
+          <w:i/>
+          <w:iCs/>
+        </w:rPr>
+        <w:t xml:space="preserve"> </w:t>
+      </w:r>
+      <w:r>
+        <w:rPr>
+          <w:i/>
+          <w:iCs/>
+        </w:rPr>
+        <w:t xml:space="preserve">prescription: standard practice, but nothing in this lab has tested it.</w:t>
       </w:r>
       <w:r>
         <w:t xml:space="preserve"> </w:t>
@@ -5604,6 +5889,14 @@
     </w:p>
     <w:p>
       <w:pPr>
+        <w:pStyle w:val="FirstParagraph"/>
+      </w:pPr>
+      <w:r>
+        <w:t xml:space="preserve">Answer out loud; the section is given rather than the answer.</w:t>
+      </w:r>
+    </w:p>
+    <w:p>
+      <w:pPr>
         <w:pStyle w:val="Compact"/>
         <w:numPr>
           <w:ilvl w:val="0"/>
@@ -5809,13 +6102,25 @@
         </w:numPr>
       </w:pPr>
       <w:r>
-        <w:t xml:space="preserve">Which single practice would have prevented all five void runs, and why is printing a precondition not</w:t>
-      </w:r>
-      <w:r>
-        <w:t xml:space="preserve"> </w:t>
-      </w:r>
-      <w:r>
-        <w:t xml:space="preserve">the same as asserting one? (§5)</w:t>
+        <w:t xml:space="preserve">Of the five wrong measurements in §5, which would</w:t>
+      </w:r>
+      <w:r>
+        <w:t xml:space="preserve"> </w:t>
+      </w:r>
+      <w:r>
+        <w:t xml:space="preserve">“assert preconditions”</w:t>
+      </w:r>
+      <w:r>
+        <w:t xml:space="preserve"> </w:t>
+      </w:r>
+      <w:r>
+        <w:t xml:space="preserve">have prevented and which</w:t>
+      </w:r>
+      <w:r>
+        <w:t xml:space="preserve"> </w:t>
+      </w:r>
+      <w:r>
+        <w:t xml:space="preserve">needed a different practice? Why is printing a precondition not the same as asserting one? (§5)</w:t>
       </w:r>
     </w:p>
     <w:p>

--- a/education/docker-swarm/docx/chapter06_false_greens.docx
+++ b/education/docker-swarm/docx/chapter06_false_greens.docx
@@ -173,13 +173,26 @@
         <w:pStyle w:val="BodyText"/>
       </w:pPr>
       <w:r>
-        <w:t xml:space="preserve">Nothing here is a bug in Docker. Every green signal in this chapter was</w:t>
-      </w:r>
-      <w:r>
-        <w:t xml:space="preserve"> </w:t>
-      </w:r>
-      <w:r>
-        <w:rPr>
+        <w:t xml:space="preserve">Nothing here is a bug in Docker.</w:t>
+      </w:r>
+      <w:r>
+        <w:t xml:space="preserve"> </w:t>
+      </w:r>
+      <w:r>
+        <w:rPr>
+          <w:rStyle w:val="Key"/>
+        </w:rPr>
+        <w:t xml:space="preserve">Every green signal in this chapter was</w:t>
+      </w:r>
+      <w:r>
+        <w:rPr>
+          <w:rStyle w:val="Key"/>
+        </w:rPr>
+        <w:t xml:space="preserve"> </w:t>
+      </w:r>
+      <w:r>
+        <w:rPr>
+          <w:rStyle w:val="Key"/>
           <w:b/>
           <w:bCs/>
         </w:rPr>
@@ -187,41 +200,52 @@
       </w:r>
       <w:r>
         <w:rPr>
-          <w:b/>
-          <w:bCs/>
-        </w:rPr>
-        <w:t xml:space="preserve"> </w:t>
-      </w:r>
-      <w:r>
-        <w:rPr>
+          <w:rStyle w:val="Key"/>
+          <w:b/>
+          <w:bCs/>
+        </w:rPr>
+        <w:t xml:space="preserve"> </w:t>
+      </w:r>
+      <w:r>
+        <w:rPr>
+          <w:rStyle w:val="Key"/>
           <w:b/>
           <w:bCs/>
         </w:rPr>
         <w:t xml:space="preserve">contract</w:t>
       </w:r>
       <w:r>
-        <w:t xml:space="preserve">. The error was ours each time: reading a lower layer’s truthful answer as though it settled a</w:t>
-      </w:r>
-      <w:r>
-        <w:t xml:space="preserve"> </w:t>
-      </w:r>
-      <w:r>
-        <w:t xml:space="preserve">higher layer’s question. That mistake is the most common cause of a long outage that</w:t>
-      </w:r>
-      <w:r>
-        <w:t xml:space="preserve"> </w:t>
-      </w:r>
-      <w:r>
-        <w:t xml:space="preserve">“monitoring didn’t</w:t>
-      </w:r>
-      <w:r>
-        <w:t xml:space="preserve"> </w:t>
-      </w:r>
-      <w:r>
-        <w:t xml:space="preserve">catch”</w:t>
-      </w:r>
-      <w:r>
-        <w:t xml:space="preserve">, and it is completely learnable.</w:t>
+        <w:t xml:space="preserve">. The error was ours each time:</w:t>
+      </w:r>
+      <w:r>
+        <w:t xml:space="preserve"> </w:t>
+      </w:r>
+      <w:r>
+        <w:rPr>
+          <w:rStyle w:val="Key"/>
+        </w:rPr>
+        <w:t xml:space="preserve">reading a lower layer’s truthful answer as though it settled a</w:t>
+      </w:r>
+      <w:r>
+        <w:t xml:space="preserve"> </w:t>
+      </w:r>
+      <w:r>
+        <w:t xml:space="preserve">higher layer’s question. That mistake is</w:t>
+      </w:r>
+      <w:r>
+        <w:t xml:space="preserve"> </w:t>
+      </w:r>
+      <w:r>
+        <w:rPr>
+          <w:rStyle w:val="Key"/>
+        </w:rPr>
+        <w:t xml:space="preserve">the most common cause of a long outage that “monitoring didn’t</w:t>
+      </w:r>
+      <w:r>
+        <w:t xml:space="preserve"> </w:t>
+      </w:r>
+      <w:r>
+        <w:t xml:space="preserve">catch”, and it is completely learnable.</w:t>
       </w:r>
     </w:p>
     <w:p>
@@ -312,7 +336,13 @@
         <w:t xml:space="preserve"> </w:t>
       </w:r>
       <w:r>
-        <w:t xml:space="preserve">With no database in the cluster at all.</w:t>
+        <w:rPr>
+          <w:rStyle w:val="Key"/>
+        </w:rPr>
+        <w:t xml:space="preserve">With no database in the cluster at all</w:t>
+      </w:r>
+      <w:r>
+        <w:t xml:space="preserve">.</w:t>
       </w:r>
     </w:p>
     <w:p>
@@ -867,29 +897,46 @@
         <w:t xml:space="preserve"> </w:t>
       </w:r>
       <w:r>
+        <w:rPr>
+          <w:rStyle w:val="Key"/>
+        </w:rPr>
         <w:t xml:space="preserve">Even the</w:t>
       </w:r>
       <w:r>
-        <w:t xml:space="preserve"> </w:t>
-      </w:r>
-      <w:r>
-        <w:rPr>
+        <w:rPr>
+          <w:rStyle w:val="Key"/>
+        </w:rPr>
+        <w:t xml:space="preserve"> </w:t>
+      </w:r>
+      <w:r>
+        <w:rPr>
+          <w:rStyle w:val="Key"/>
           <w:i/>
           <w:iCs/>
         </w:rPr>
         <w:t xml:space="preserve">application’s own</w:t>
       </w:r>
       <w:r>
-        <w:t xml:space="preserve"> </w:t>
-      </w:r>
-      <w:r>
-        <w:t xml:space="preserve">health endpoints are truthful — about routing, which is all they test.</w:t>
-      </w:r>
-      <w:r>
-        <w:t xml:space="preserve"> </w:t>
-      </w:r>
-      <w:r>
-        <w:rPr>
+        <w:rPr>
+          <w:rStyle w:val="Key"/>
+        </w:rPr>
+        <w:t xml:space="preserve"> </w:t>
+      </w:r>
+      <w:r>
+        <w:rPr>
+          <w:rStyle w:val="Key"/>
+        </w:rPr>
+        <w:t xml:space="preserve">health endpoints are truthful — about routing, which is all they test</w:t>
+      </w:r>
+      <w:r>
+        <w:t xml:space="preserve">.</w:t>
+      </w:r>
+      <w:r>
+        <w:t xml:space="preserve"> </w:t>
+      </w:r>
+      <w:r>
+        <w:rPr>
+          <w:rStyle w:val="Key"/>
           <w:b/>
           <w:bCs/>
         </w:rPr>
@@ -1106,13 +1153,20 @@
         <w:t xml:space="preserve"> </w:t>
       </w:r>
       <w:r>
+        <w:rPr>
+          <w:rStyle w:val="Key"/>
+        </w:rPr>
         <w:t xml:space="preserve">orchestrator has nothing to react to, so</w:t>
       </w:r>
       <w:r>
-        <w:t xml:space="preserve"> </w:t>
-      </w:r>
-      <w:r>
-        <w:rPr>
+        <w:rPr>
+          <w:rStyle w:val="Key"/>
+        </w:rPr>
+        <w:t xml:space="preserve"> </w:t>
+      </w:r>
+      <w:r>
+        <w:rPr>
+          <w:rStyle w:val="Key"/>
           <w:b/>
           <w:bCs/>
         </w:rPr>
@@ -1134,7 +1188,29 @@
           <w:b/>
           <w:bCs/>
         </w:rPr>
-        <w:t xml:space="preserve">And notice the dependency failure did not look like a connection error.</w:t>
+        <w:t xml:space="preserve">And notice</w:t>
+      </w:r>
+      <w:r>
+        <w:rPr>
+          <w:b/>
+          <w:bCs/>
+        </w:rPr>
+        <w:t xml:space="preserve"> </w:t>
+      </w:r>
+      <w:r>
+        <w:rPr>
+          <w:rStyle w:val="Key"/>
+          <w:b/>
+          <w:bCs/>
+        </w:rPr>
+        <w:t xml:space="preserve">the dependency failure did not look like a connection error</w:t>
+      </w:r>
+      <w:r>
+        <w:rPr>
+          <w:b/>
+          <w:bCs/>
+        </w:rPr>
+        <w:t xml:space="preserve">.</w:t>
       </w:r>
       <w:r>
         <w:t xml:space="preserve"> </w:t>
@@ -1975,22 +2051,35 @@
         <w:t xml:space="preserve"> </w:t>
       </w:r>
       <w:r>
+        <w:rPr>
+          <w:rStyle w:val="Key"/>
+        </w:rPr>
         <w:t xml:space="preserve">There is no category of failure in this phase that did</w:t>
       </w:r>
       <w:r>
-        <w:t xml:space="preserve"> </w:t>
-      </w:r>
-      <w:r>
-        <w:rPr>
+        <w:rPr>
+          <w:rStyle w:val="Key"/>
+        </w:rPr>
+        <w:t xml:space="preserve"> </w:t>
+      </w:r>
+      <w:r>
+        <w:rPr>
+          <w:rStyle w:val="Key"/>
           <w:b/>
           <w:bCs/>
         </w:rPr>
         <w:t xml:space="preserve">not</w:t>
       </w:r>
       <w:r>
-        <w:t xml:space="preserve"> </w:t>
-      </w:r>
-      <w:r>
+        <w:rPr>
+          <w:rStyle w:val="Key"/>
+        </w:rPr>
+        <w:t xml:space="preserve"> </w:t>
+      </w:r>
+      <w:r>
+        <w:rPr>
+          <w:rStyle w:val="Key"/>
+        </w:rPr>
         <w:t xml:space="preserve">present as green</w:t>
       </w:r>
       <w:r>
@@ -2070,6 +2159,7 @@
       </w:pPr>
       <w:r>
         <w:rPr>
+          <w:rStyle w:val="Key"/>
           <w:b/>
           <w:bCs/>
         </w:rPr>
@@ -2077,13 +2167,15 @@
       </w:r>
       <w:r>
         <w:rPr>
-          <w:b/>
-          <w:bCs/>
-        </w:rPr>
-        <w:t xml:space="preserve"> </w:t>
-      </w:r>
-      <w:r>
-        <w:rPr>
+          <w:rStyle w:val="Key"/>
+          <w:b/>
+          <w:bCs/>
+        </w:rPr>
+        <w:t xml:space="preserve"> </w:t>
+      </w:r>
+      <w:r>
+        <w:rPr>
+          <w:rStyle w:val="Key"/>
           <w:b/>
           <w:bCs/>
         </w:rPr>
@@ -2091,6 +2183,7 @@
       </w:r>
       <w:r>
         <w:rPr>
+          <w:rStyle w:val="Key"/>
           <w:b/>
           <w:bCs/>
         </w:rPr>
@@ -2112,7 +2205,19 @@
         <w:t xml:space="preserve"> </w:t>
       </w:r>
       <w:r>
-        <w:t xml:space="preserve">top. There is no configuration that makes a lower rung report on a higher one.</w:t>
+        <w:t xml:space="preserve">top.</w:t>
+      </w:r>
+      <w:r>
+        <w:t xml:space="preserve"> </w:t>
+      </w:r>
+      <w:r>
+        <w:rPr>
+          <w:rStyle w:val="Key"/>
+        </w:rPr>
+        <w:t xml:space="preserve">There is no configuration that makes a lower rung report on a higher one</w:t>
+      </w:r>
+      <w:r>
+        <w:t xml:space="preserve">.</w:t>
       </w:r>
     </w:p>
     <w:p>
@@ -2258,13 +2363,25 @@
         <w:t xml:space="preserve"> </w:t>
       </w:r>
       <w:r>
+        <w:rPr>
+          <w:rStyle w:val="Key"/>
+        </w:rPr>
         <w:t xml:space="preserve">“Can users do what they came to do?”</w:t>
       </w:r>
       <w:r>
-        <w:t xml:space="preserve"> </w:t>
-      </w:r>
-      <w:r>
-        <w:t xml:space="preserve">is rung eight, and nothing below it has an opinion.</w:t>
+        <w:rPr>
+          <w:rStyle w:val="Key"/>
+        </w:rPr>
+        <w:t xml:space="preserve"> </w:t>
+      </w:r>
+      <w:r>
+        <w:rPr>
+          <w:rStyle w:val="Key"/>
+        </w:rPr>
+        <w:t xml:space="preserve">is rung eight, and nothing below it has an opinion</w:t>
+      </w:r>
+      <w:r>
+        <w:t xml:space="preserve">.</w:t>
       </w:r>
     </w:p>
     <w:p>
@@ -2477,6 +2594,7 @@
       </w:pPr>
       <w:r>
         <w:rPr>
+          <w:rStyle w:val="Key"/>
           <w:b/>
           <w:bCs/>
         </w:rPr>
@@ -2484,6 +2602,7 @@
       </w:r>
       <w:r>
         <w:rPr>
+          <w:rStyle w:val="Key"/>
           <w:b/>
           <w:bCs/>
         </w:rPr>
@@ -2499,13 +2618,15 @@
       </w:r>
       <w:r>
         <w:rPr>
-          <w:b/>
-          <w:bCs/>
-        </w:rPr>
-        <w:t xml:space="preserve"> </w:t>
-      </w:r>
-      <w:r>
-        <w:rPr>
+          <w:rStyle w:val="Key"/>
+          <w:b/>
+          <w:bCs/>
+        </w:rPr>
+        <w:t xml:space="preserve"> </w:t>
+      </w:r>
+      <w:r>
+        <w:rPr>
+          <w:rStyle w:val="Key"/>
           <w:b/>
           <w:bCs/>
         </w:rPr>
@@ -2533,9 +2654,21 @@
         <w:t xml:space="preserve">200</w:t>
       </w:r>
       <w:r>
-        <w:t xml:space="preserve">. C6b is the proof: nginx’s welcome page is a perfectly valid</w:t>
-      </w:r>
-      <w:r>
+        <w:t xml:space="preserve">. C6b is the proof:</w:t>
+      </w:r>
+      <w:r>
+        <w:t xml:space="preserve"> </w:t>
+      </w:r>
+      <w:r>
+        <w:rPr>
+          <w:rStyle w:val="Key"/>
+        </w:rPr>
+        <w:t xml:space="preserve">nginx’s welcome page is a perfectly valid</w:t>
+      </w:r>
+      <w:r>
+        <w:rPr>
+          <w:rStyle w:val="Key"/>
+        </w:rPr>
         <w:t xml:space="preserve"> </w:t>
       </w:r>
       <w:r>
@@ -2599,13 +2732,25 @@
         <w:t xml:space="preserve"> </w:t>
       </w:r>
       <w:r>
+        <w:rPr>
+          <w:rStyle w:val="Key"/>
+        </w:rPr>
         <w:t xml:space="preserve">“more than zero rows”</w:t>
       </w:r>
       <w:r>
-        <w:t xml:space="preserve"> </w:t>
-      </w:r>
-      <w:r>
-        <w:t xml:space="preserve">is true of a database that has never seen the application. We raised it to</w:t>
+        <w:rPr>
+          <w:rStyle w:val="Key"/>
+        </w:rPr>
+        <w:t xml:space="preserve"> </w:t>
+      </w:r>
+      <w:r>
+        <w:rPr>
+          <w:rStyle w:val="Key"/>
+        </w:rPr>
+        <w:t xml:space="preserve">is true of a database that has never seen the application</w:t>
+      </w:r>
+      <w:r>
+        <w:t xml:space="preserve">. We raised it to</w:t>
       </w:r>
       <w:r>
         <w:t xml:space="preserve"> </w:t>
@@ -2621,13 +2766,26 @@
         <w:t xml:space="preserve"> </w:t>
       </w:r>
       <w:r>
-        <w:t xml:space="preserve">after measuring what the application’s degraded fallback path actually writes:</w:t>
-      </w:r>
-      <w:r>
-        <w:t xml:space="preserve"> </w:t>
-      </w:r>
-      <w:r>
-        <w:rPr>
+        <w:t xml:space="preserve">after measuring</w:t>
+      </w:r>
+      <w:r>
+        <w:t xml:space="preserve"> </w:t>
+      </w:r>
+      <w:r>
+        <w:rPr>
+          <w:rStyle w:val="Key"/>
+        </w:rPr>
+        <w:t xml:space="preserve">what the application’s degraded fallback path actually writes:</w:t>
+      </w:r>
+      <w:r>
+        <w:rPr>
+          <w:rStyle w:val="Key"/>
+        </w:rPr>
+        <w:t xml:space="preserve"> </w:t>
+      </w:r>
+      <w:r>
+        <w:rPr>
+          <w:rStyle w:val="Key"/>
           <w:b/>
           <w:bCs/>
         </w:rPr>
@@ -2643,7 +2801,16 @@
         <w:t xml:space="preserve"> </w:t>
       </w:r>
       <w:r>
-        <w:t xml:space="preserve">threshold is only a discriminator if it sits between the two states you are distinguishing — so</w:t>
+        <w:rPr>
+          <w:rStyle w:val="Key"/>
+        </w:rPr>
+        <w:t xml:space="preserve">threshold is only a discriminator if it sits between the two states you are distinguishing</w:t>
+      </w:r>
+      <w:r>
+        <w:t xml:space="preserve"> </w:t>
+      </w:r>
+      <w:r>
+        <w:t xml:space="preserve">— so</w:t>
       </w:r>
       <w:r>
         <w:t xml:space="preserve"> </w:t>
@@ -2810,22 +2977,35 @@
         <w:t xml:space="preserve"> </w:t>
       </w:r>
       <w:r>
+        <w:rPr>
+          <w:rStyle w:val="Key"/>
+        </w:rPr>
         <w:t xml:space="preserve">It was written when the</w:t>
       </w:r>
       <w:r>
-        <w:t xml:space="preserve"> </w:t>
-      </w:r>
-      <w:r>
-        <w:rPr>
+        <w:rPr>
+          <w:rStyle w:val="Key"/>
+        </w:rPr>
+        <w:t xml:space="preserve"> </w:t>
+      </w:r>
+      <w:r>
+        <w:rPr>
+          <w:rStyle w:val="Key"/>
           <w:i/>
           <w:iCs/>
         </w:rPr>
         <w:t xml:space="preserve">backend</w:t>
       </w:r>
       <w:r>
-        <w:t xml:space="preserve"> </w:t>
-      </w:r>
-      <w:r>
+        <w:rPr>
+          <w:rStyle w:val="Key"/>
+        </w:rPr>
+        <w:t xml:space="preserve"> </w:t>
+      </w:r>
+      <w:r>
+        <w:rPr>
+          <w:rStyle w:val="Key"/>
+        </w:rPr>
         <w:t xml:space="preserve">was the liar, so that is what</w:t>
       </w:r>
       <w:r>
@@ -2926,24 +3106,40 @@
       </w:r>
       <w:r>
         <w:rPr>
-          <w:b/>
-          <w:bCs/>
-        </w:rPr>
-        <w:t xml:space="preserve">Every published entry point needs its own assertion, and each</w:t>
-      </w:r>
-      <w:r>
-        <w:rPr>
-          <w:b/>
-          <w:bCs/>
-        </w:rPr>
-        <w:t xml:space="preserve"> </w:t>
-      </w:r>
-      <w:r>
-        <w:rPr>
-          <w:b/>
-          <w:bCs/>
-        </w:rPr>
-        <w:t xml:space="preserve">assertion must test something only the correct thing behind it would produce.</w:t>
+          <w:rStyle w:val="Key"/>
+          <w:b/>
+          <w:bCs/>
+        </w:rPr>
+        <w:t xml:space="preserve">Every published entry point needs its own assertion</w:t>
+      </w:r>
+      <w:r>
+        <w:rPr>
+          <w:b/>
+          <w:bCs/>
+        </w:rPr>
+        <w:t xml:space="preserve">, and each</w:t>
+      </w:r>
+      <w:r>
+        <w:rPr>
+          <w:b/>
+          <w:bCs/>
+        </w:rPr>
+        <w:t xml:space="preserve"> </w:t>
+      </w:r>
+      <w:r>
+        <w:rPr>
+          <w:rStyle w:val="Key"/>
+          <w:b/>
+          <w:bCs/>
+        </w:rPr>
+        <w:t xml:space="preserve">assertion must test something only the correct thing behind it would produce</w:t>
+      </w:r>
+      <w:r>
+        <w:rPr>
+          <w:b/>
+          <w:bCs/>
+        </w:rPr>
+        <w:t xml:space="preserve">.</w:t>
       </w:r>
     </w:p>
     <w:p>
@@ -3069,7 +3265,29 @@
           <w:b/>
           <w:bCs/>
         </w:rPr>
-        <w:t xml:space="preserve">Note that the two fixes sit on different rungs, and that is the design, not redundancy.</w:t>
+        <w:t xml:space="preserve">Note that</w:t>
+      </w:r>
+      <w:r>
+        <w:rPr>
+          <w:b/>
+          <w:bCs/>
+        </w:rPr>
+        <w:t xml:space="preserve"> </w:t>
+      </w:r>
+      <w:r>
+        <w:rPr>
+          <w:rStyle w:val="Key"/>
+          <w:b/>
+          <w:bCs/>
+        </w:rPr>
+        <w:t xml:space="preserve">the two fixes sit on different rungs, and that is the design, not redundancy</w:t>
+      </w:r>
+      <w:r>
+        <w:rPr>
+          <w:b/>
+          <w:bCs/>
+        </w:rPr>
+        <w:t xml:space="preserve">.</w:t>
       </w:r>
       <w:r>
         <w:t xml:space="preserve"> </w:t>
@@ -3364,6 +3582,7 @@
       </w:pPr>
       <w:r>
         <w:rPr>
+          <w:rStyle w:val="Key"/>
           <w:b/>
           <w:bCs/>
         </w:rPr>
@@ -3414,6 +3633,7 @@
       </w:r>
       <w:r>
         <w:rPr>
+          <w:rStyle w:val="Key"/>
           <w:b/>
           <w:bCs/>
         </w:rPr>
@@ -3442,7 +3662,13 @@
         <w:t xml:space="preserve"> </w:t>
       </w:r>
       <w:r>
-        <w:t xml:space="preserve">a degraded worker committed last, the same log would have printed with a fraction of the data.</w:t>
+        <w:rPr>
+          <w:rStyle w:val="Key"/>
+        </w:rPr>
+        <w:t xml:space="preserve">a degraded worker committed last, the same log would have printed with a fraction of the data</w:t>
+      </w:r>
+      <w:r>
+        <w:t xml:space="preserve">.</w:t>
       </w:r>
     </w:p>
     <w:p>
@@ -3460,7 +3686,22 @@
           <w:b/>
           <w:bCs/>
         </w:rPr>
-        <w:t xml:space="preserve">The rule this produces: a summary line must describe the outcome of the whole operation, or it must</w:t>
+        <w:t xml:space="preserve">The rule this produces:</w:t>
+      </w:r>
+      <w:r>
+        <w:rPr>
+          <w:b/>
+          <w:bCs/>
+        </w:rPr>
+        <w:t xml:space="preserve"> </w:t>
+      </w:r>
+      <w:r>
+        <w:rPr>
+          <w:rStyle w:val="Key"/>
+          <w:b/>
+          <w:bCs/>
+        </w:rPr>
+        <w:t xml:space="preserve">a summary line must describe the outcome of the whole operation, or it must</w:t>
       </w:r>
       <w:r>
         <w:rPr>
@@ -3511,7 +3752,22 @@
           <w:b/>
           <w:bCs/>
         </w:rPr>
-        <w:t xml:space="preserve">And any code path that catches an exception and continues owes the</w:t>
+        <w:t xml:space="preserve">And</w:t>
+      </w:r>
+      <w:r>
+        <w:rPr>
+          <w:b/>
+          <w:bCs/>
+        </w:rPr>
+        <w:t xml:space="preserve"> </w:t>
+      </w:r>
+      <w:r>
+        <w:rPr>
+          <w:rStyle w:val="Key"/>
+          <w:b/>
+          <w:bCs/>
+        </w:rPr>
+        <w:t xml:space="preserve">any code path that catches an exception and continues owes the</w:t>
       </w:r>
       <w:r>
         <w:rPr>
@@ -3620,7 +3876,13 @@
         <w:t xml:space="preserve"> </w:t>
       </w:r>
       <w:r>
-        <w:t xml:space="preserve">that were void; two were probes inside a run that measured something other than what they claimed.</w:t>
+        <w:rPr>
+          <w:rStyle w:val="Key"/>
+        </w:rPr>
+        <w:t xml:space="preserve">that were void; two were probes inside a run that measured something other than what they claimed</w:t>
+      </w:r>
+      <w:r>
+        <w:t xml:space="preserve">.</w:t>
       </w:r>
     </w:p>
     <w:tbl>
@@ -3925,7 +4187,13 @@
         <w:t xml:space="preserve"> </w:t>
       </w:r>
       <w:r>
-        <w:t xml:space="preserve">it is indistinguishable from a real one and it goes into the notes as a finding. Four practices came out</w:t>
+        <w:rPr>
+          <w:rStyle w:val="Key"/>
+        </w:rPr>
+        <w:t xml:space="preserve">it is indistinguishable from a real one and it goes into the notes as a finding</w:t>
+      </w:r>
+      <w:r>
+        <w:t xml:space="preserve">. Four practices came out</w:t>
       </w:r>
       <w:r>
         <w:t xml:space="preserve"> </w:t>
@@ -3981,7 +4249,16 @@
         <w:t xml:space="preserve"> </w:t>
       </w:r>
       <w:r>
-        <w:t xml:space="preserve">on line three. That is not a control — it is a hope that a human reads carefully at the exact moment</w:t>
+        <w:t xml:space="preserve">on line three.</w:t>
+      </w:r>
+      <w:r>
+        <w:t xml:space="preserve"> </w:t>
+      </w:r>
+      <w:r>
+        <w:rPr>
+          <w:rStyle w:val="Key"/>
+        </w:rPr>
+        <w:t xml:space="preserve">That is not a control — it is a hope that a human reads carefully at the exact moment</w:t>
       </w:r>
       <w:r>
         <w:t xml:space="preserve"> </w:t>
@@ -4174,7 +4451,13 @@
         <w:t xml:space="preserve"> </w:t>
       </w:r>
       <w:r>
-        <w:t xml:space="preserve">failure where you learn nothing because you had no expectation to violate. Our quorum prediction was</w:t>
+        <w:rPr>
+          <w:rStyle w:val="Key"/>
+        </w:rPr>
+        <w:t xml:space="preserve">failure where you learn nothing because you had no expectation to violate</w:t>
+      </w:r>
+      <w:r>
+        <w:t xml:space="preserve">. Our quorum prediction was</w:t>
       </w:r>
       <w:r>
         <w:t xml:space="preserve"> </w:t>
@@ -4727,6 +5010,7 @@
       </w:r>
       <w:r>
         <w:rPr>
+          <w:rStyle w:val="Key"/>
           <w:b/>
           <w:bCs/>
         </w:rPr>
@@ -4734,13 +5018,15 @@
       </w:r>
       <w:r>
         <w:rPr>
-          <w:b/>
-          <w:bCs/>
-        </w:rPr>
-        <w:t xml:space="preserve"> </w:t>
-      </w:r>
-      <w:r>
-        <w:rPr>
+          <w:rStyle w:val="Key"/>
+          <w:b/>
+          <w:bCs/>
+        </w:rPr>
+        <w:t xml:space="preserve"> </w:t>
+      </w:r>
+      <w:r>
+        <w:rPr>
+          <w:rStyle w:val="Key"/>
           <w:b/>
           <w:bCs/>
         </w:rPr>
@@ -4748,17 +5034,33 @@
       </w:r>
       <w:r>
         <w:rPr>
-          <w:b/>
-          <w:bCs/>
-        </w:rPr>
-        <w:t xml:space="preserve"> </w:t>
-      </w:r>
-      <w:r>
-        <w:rPr>
-          <w:b/>
-          <w:bCs/>
-        </w:rPr>
-        <w:t xml:space="preserve">into a failed task — and a failed task is</w:t>
+          <w:rStyle w:val="Key"/>
+          <w:b/>
+          <w:bCs/>
+        </w:rPr>
+        <w:t xml:space="preserve"> </w:t>
+      </w:r>
+      <w:r>
+        <w:rPr>
+          <w:rStyle w:val="Key"/>
+          <w:b/>
+          <w:bCs/>
+        </w:rPr>
+        <w:t xml:space="preserve">into a failed task</w:t>
+      </w:r>
+      <w:r>
+        <w:rPr>
+          <w:b/>
+          <w:bCs/>
+        </w:rPr>
+        <w:t xml:space="preserve"> </w:t>
+      </w:r>
+      <w:r>
+        <w:rPr>
+          <w:b/>
+          <w:bCs/>
+        </w:rPr>
+        <w:t xml:space="preserve">— and a failed task is</w:t>
       </w:r>
       <w:r>
         <w:rPr>
@@ -4855,7 +5157,19 @@
         <w:t xml:space="preserve">“none”</w:t>
       </w:r>
       <w:r>
-        <w:t xml:space="preserve">, every check is a liveness check wearing a costume.</w:t>
+        <w:t xml:space="preserve">,</w:t>
+      </w:r>
+      <w:r>
+        <w:t xml:space="preserve"> </w:t>
+      </w:r>
+      <w:r>
+        <w:rPr>
+          <w:rStyle w:val="Key"/>
+        </w:rPr>
+        <w:t xml:space="preserve">every check is a liveness check wearing a costume</w:t>
+      </w:r>
+      <w:r>
+        <w:t xml:space="preserve">.</w:t>
       </w:r>
     </w:p>
     <w:p>
@@ -5030,10 +5344,18 @@
       </w:r>
       <w:r>
         <w:rPr>
-          <w:b/>
-          <w:bCs/>
-        </w:rPr>
-        <w:t xml:space="preserve">every failure that begins after a deploy is discovered by a user.</w:t>
+          <w:rStyle w:val="Key"/>
+          <w:b/>
+          <w:bCs/>
+        </w:rPr>
+        <w:t xml:space="preserve">every failure that begins after a deploy is discovered by a user</w:t>
+      </w:r>
+      <w:r>
+        <w:rPr>
+          <w:b/>
+          <w:bCs/>
+        </w:rPr>
+        <w:t xml:space="preserve">.</w:t>
       </w:r>
       <w:r>
         <w:t xml:space="preserve"> </w:t>

--- a/education/docker-swarm/docx/chapter06_false_greens.docx
+++ b/education/docker-swarm/docx/chapter06_false_greens.docx
@@ -2,7 +2,7 @@
 <file path=word/document.xml><?xml version="1.0" encoding="utf-8"?>
 <w:document xmlns:w="http://schemas.openxmlformats.org/wordprocessingml/2006/main" xmlns:m="http://schemas.openxmlformats.org/officeDocument/2006/math" xmlns:r="http://schemas.openxmlformats.org/officeDocument/2006/relationships" xmlns:o="urn:schemas-microsoft-com:office:office" xmlns:v="urn:schemas-microsoft-com:vml" xmlns:w10="urn:schemas-microsoft-com:office:word" xmlns:a="http://schemas.openxmlformats.org/drawingml/2006/main" xmlns:pic="http://schemas.openxmlformats.org/drawingml/2006/picture" xmlns:wp="http://schemas.openxmlformats.org/drawingml/2006/wordprocessingDrawing">
   <w:body>
-    <w:bookmarkStart w:id="29" w:name="X7e0d07b2fdd5cb5aea5f1cfb14d67068f6a4838"/>
+    <w:bookmarkStart w:id="30" w:name="X7e0d07b2fdd5cb5aea5f1cfb14d67068f6a4838"/>
     <w:p>
       <w:pPr>
         <w:pStyle w:val="Heading1"/>
@@ -60,7 +60,13 @@
         <w:t xml:space="preserve"> </w:t>
       </w:r>
       <w:r>
-        <w:t xml:space="preserve">August 13–18, 2026 on the three-manager cluster from Chapter 1</w:t>
+        <w:t xml:space="preserve">August 13–18, 2026 on the three-manager cluster from Chapter 1; §5’s sixth</w:t>
+      </w:r>
+      <w:r>
+        <w:t xml:space="preserve"> </w:t>
+      </w:r>
+      <w:r>
+        <w:t xml:space="preserve">case was measured Aug 19 and is marked 🤖 where it appears</w:t>
       </w:r>
       <w:r>
         <w:t xml:space="preserve"> </w:t>
@@ -154,7 +160,7 @@
         <w:t xml:space="preserve"> </w:t>
       </w:r>
       <w:r>
-        <w:t xml:space="preserve">in the tooling we wrote to catch it, and in five of our own experiments:</w:t>
+        <w:t xml:space="preserve">in the tooling we wrote to catch it, and in six of our own experiments:</w:t>
       </w:r>
     </w:p>
     <w:p>
@@ -1969,6 +1975,87 @@
             </w:pPr>
             <w:r>
               <w:t xml:space="preserve">5 §5</w:t>
+            </w:r>
+          </w:p>
+        </w:tc>
+      </w:tr>
+      <w:tr>
+        <w:tc>
+          <w:tcPr/>
+          <w:p>
+            <w:pPr>
+              <w:pStyle w:val="Compact"/>
+            </w:pPr>
+            <w:r>
+              <w:t xml:space="preserve">9</w:t>
+            </w:r>
+          </w:p>
+        </w:tc>
+        <w:tc>
+          <w:tcPr/>
+          <w:p>
+            <w:pPr>
+              <w:pStyle w:val="Compact"/>
+            </w:pPr>
+            <w:r>
+              <w:rPr>
+                <w:rStyle w:val="VerbatimChar"/>
+              </w:rPr>
+              <w:t xml:space="preserve">Running 8 hours ago</w:t>
+            </w:r>
+            <w:r>
+              <w:t xml:space="preserve"> </w:t>
+            </w:r>
+            <w:r>
+              <w:t xml:space="preserve">— read as</w:t>
+            </w:r>
+            <w:r>
+              <w:t xml:space="preserve"> </w:t>
+            </w:r>
+            <w:r>
+              <w:t xml:space="preserve">“just rescheduled”</w:t>
+            </w:r>
+          </w:p>
+        </w:tc>
+        <w:tc>
+          <w:tcPr/>
+          <w:p>
+            <w:pPr>
+              <w:pStyle w:val="Compact"/>
+            </w:pPr>
+            <w:r>
+              <w:rPr>
+                <w:b/>
+                <w:bCs/>
+              </w:rPr>
+              <w:t xml:space="preserve">Inverted: nothing was wrong.</w:t>
+            </w:r>
+            <w:r>
+              <w:t xml:space="preserve"> </w:t>
+            </w:r>
+            <w:r>
+              <w:t xml:space="preserve">The task was 20 hours old; the column renders the manager’s last status</w:t>
+            </w:r>
+            <w:r>
+              <w:t xml:space="preserve"> </w:t>
+            </w:r>
+            <w:r>
+              <w:rPr>
+                <w:i/>
+                <w:iCs/>
+              </w:rPr>
+              <w:t xml:space="preserve">stamp</w:t>
+            </w:r>
+          </w:p>
+        </w:tc>
+        <w:tc>
+          <w:tcPr/>
+          <w:p>
+            <w:pPr>
+              <w:pStyle w:val="Compact"/>
+            </w:pPr>
+            <w:r>
+              <w:t xml:space="preserve">6 §5</w:t>
             </w:r>
           </w:p>
         </w:tc>
@@ -3834,7 +3921,7 @@
       </w:r>
     </w:p>
     <w:bookmarkEnd w:id="20"/>
-    <w:bookmarkStart w:id="21" w:name="X72b363af7d902996b5070f152525965c2cdbd76"/>
+    <w:bookmarkStart w:id="22" w:name="X72b363af7d902996b5070f152525965c2cdbd76"/>
     <w:p>
       <w:pPr>
         <w:pStyle w:val="Heading2"/>
@@ -3848,7 +3935,7 @@
         <w:pStyle w:val="FirstParagraph"/>
       </w:pPr>
       <w:r>
-        <w:t xml:space="preserve">Five times in this phase, one of our own instruments produced a confident, plausible,</w:t>
+        <w:t xml:space="preserve">Six times in this phase, one of our own instruments produced a confident, plausible,</w:t>
       </w:r>
       <w:r>
         <w:t xml:space="preserve"> </w:t>
@@ -3883,6 +3970,12 @@
       </w:r>
       <w:r>
         <w:t xml:space="preserve">.</w:t>
+      </w:r>
+      <w:r>
+        <w:t xml:space="preserve"> </w:t>
+      </w:r>
+      <w:r>
+        <w:t xml:space="preserve">The sixth ran the pattern backwards and invented a disaster.</w:t>
       </w:r>
     </w:p>
     <w:tbl>
@@ -4162,6 +4255,62 @@
           </w:p>
         </w:tc>
       </w:tr>
+      <w:tr>
+        <w:tc>
+          <w:tcPr/>
+          <w:p>
+            <w:pPr>
+              <w:pStyle w:val="Compact"/>
+            </w:pPr>
+            <w:r>
+              <w:t xml:space="preserve">A task had</w:t>
+            </w:r>
+            <w:r>
+              <w:t xml:space="preserve"> </w:t>
+            </w:r>
+            <w:r>
+              <w:t xml:space="preserve">“started ~2 hours ago”</w:t>
+            </w:r>
+            <w:r>
+              <w:t xml:space="preserve">, i.e. right at an outage</w:t>
+            </w:r>
+          </w:p>
+        </w:tc>
+        <w:tc>
+          <w:tcPr/>
+          <w:p>
+            <w:pPr>
+              <w:pStyle w:val="Compact"/>
+            </w:pPr>
+            <w:r>
+              <w:rPr>
+                <w:b/>
+                <w:bCs/>
+              </w:rPr>
+              <w:t xml:space="preserve">Misread column</w:t>
+            </w:r>
+            <w:r>
+              <w:t xml:space="preserve"> </w:t>
+            </w:r>
+            <w:r>
+              <w:t xml:space="preserve">— the task was</w:t>
+            </w:r>
+            <w:r>
+              <w:t xml:space="preserve"> </w:t>
+            </w:r>
+            <w:r>
+              <w:rPr>
+                <w:b/>
+                <w:bCs/>
+              </w:rPr>
+              <w:t xml:space="preserve">20 hours old</w:t>
+            </w:r>
+            <w:r>
+              <w:t xml:space="preserve">; the incident inferred from it never happened</w:t>
+            </w:r>
+          </w:p>
+        </w:tc>
+      </w:tr>
     </w:tbl>
     <w:p>
       <w:pPr>
@@ -4432,77 +4581,321 @@
     </w:p>
     <w:p>
       <w:pPr>
+        <w:pStyle w:val="Compact"/>
+        <w:numPr>
+          <w:ilvl w:val="0"/>
+          <w:numId w:val="1002"/>
+        </w:numPr>
+      </w:pPr>
+      <w:r>
+        <w:t xml:space="preserve">🚨</w:t>
+      </w:r>
+      <w:r>
+        <w:t xml:space="preserve"> </w:t>
+      </w:r>
+      <w:r>
+        <w:rPr>
+          <w:b/>
+          <w:bCs/>
+        </w:rPr>
+        <w:t xml:space="preserve">A relative timestamp is a rendering of some underlying field. Find out which field before you</w:t>
+      </w:r>
+      <w:r>
+        <w:rPr>
+          <w:b/>
+          <w:bCs/>
+        </w:rPr>
+        <w:t xml:space="preserve"> </w:t>
+      </w:r>
+      <w:r>
+        <w:rPr>
+          <w:b/>
+          <w:bCs/>
+        </w:rPr>
+        <w:t xml:space="preserve">reason from it.</w:t>
+      </w:r>
+      <w:r>
+        <w:t xml:space="preserve"> </w:t>
+      </w:r>
+      <w:r>
+        <w:rPr>
+          <w:rStyle w:val="VerbatimChar"/>
+        </w:rPr>
+        <w:t xml:space="preserve">Running 8 hours ago</w:t>
+      </w:r>
+      <w:r>
+        <w:rPr>
+          <w:rStyle w:val="Key"/>
+        </w:rPr>
+        <w:t xml:space="preserve"> </w:t>
+      </w:r>
+      <w:r>
+        <w:rPr>
+          <w:rStyle w:val="Key"/>
+        </w:rPr>
+        <w:t xml:space="preserve">looks like an age. It is not.</w:t>
+      </w:r>
+    </w:p>
+    <w:bookmarkStart w:id="21" w:name="X030c60de8db009c7990626a8a8f3d6c5b6f5de2"/>
+    <w:p>
+      <w:pPr>
+        <w:pStyle w:val="Heading3"/>
+      </w:pPr>
+      <w:r>
+        <w:t xml:space="preserve">🤖 The sixth: a column that reads like an age, and the incident it invented</w:t>
+      </w:r>
+    </w:p>
+    <w:p>
+      <w:pPr>
+        <w:pStyle w:val="BlockText"/>
+      </w:pPr>
+      <w:r>
+        <w:rPr>
+          <w:b/>
+          <w:bCs/>
+        </w:rPr>
+        <w:t xml:space="preserve">Provenance:</w:t>
+      </w:r>
+      <w:r>
+        <w:t xml:space="preserve"> </w:t>
+      </w:r>
+      <w:r>
+        <w:t xml:space="preserve">this one was measured by the AI on Aug 19, 2026 at Andrew’s instruction, unlike the rest</w:t>
+      </w:r>
+      <w:r>
+        <w:t xml:space="preserve"> </w:t>
+      </w:r>
+      <w:r>
+        <w:t xml:space="preserve">of the chapter, which he drove. Read it as weaker evidence and re-run it yourself — every command is</w:t>
+      </w:r>
+      <w:r>
+        <w:t xml:space="preserve"> </w:t>
+      </w:r>
+      <w:r>
+        <w:t xml:space="preserve">read-only.</w:t>
+      </w:r>
+    </w:p>
+    <w:p>
+      <w:pPr>
         <w:pStyle w:val="FirstParagraph"/>
       </w:pPr>
       <w:r>
         <w:rPr>
-          <w:b/>
-          <w:bCs/>
-        </w:rPr>
-        <w:t xml:space="preserve">And write the prediction down before running the command.</w:t>
-      </w:r>
-      <w:r>
-        <w:t xml:space="preserve"> </w:t>
-      </w:r>
-      <w:r>
-        <w:t xml:space="preserve">It is the only instrument that catches the</w:t>
-      </w:r>
-      <w:r>
-        <w:t xml:space="preserve"> </w:t>
-      </w:r>
-      <w:r>
-        <w:rPr>
-          <w:rStyle w:val="Key"/>
-        </w:rPr>
-        <w:t xml:space="preserve">failure where you learn nothing because you had no expectation to violate</w:t>
-      </w:r>
-      <w:r>
-        <w:t xml:space="preserve">. Our quorum prediction was</w:t>
-      </w:r>
-      <w:r>
-        <w:t xml:space="preserve"> </w:t>
-      </w:r>
-      <w:r>
-        <w:rPr>
-          <w:b/>
-          <w:bCs/>
-        </w:rPr>
-        <w:t xml:space="preserve">wrong</w:t>
-      </w:r>
-      <w:r>
-        <w:t xml:space="preserve">, and that refutation is among the most useful facts in this track; it would not exist if we had</w:t>
-      </w:r>
-      <w:r>
-        <w:t xml:space="preserve"> </w:t>
-      </w:r>
-      <w:r>
-        <w:t xml:space="preserve">not committed to a guess we could lose.</w:t>
-      </w:r>
-    </w:p>
-    <w:p>
-      <w:r>
-        <w:pict>
-          <v:rect style="width:0;height:1.5pt" o:hralign="center" o:hrstd="t" o:hr="t"/>
-        </w:pict>
-      </w:r>
-    </w:p>
-    <w:bookmarkEnd w:id="21"/>
-    <w:bookmarkStart w:id="24" w:name="what-to-actually-do"/>
-    <w:p>
-      <w:pPr>
-        <w:pStyle w:val="Heading2"/>
-      </w:pPr>
-      <w:r>
-        <w:t xml:space="preserve">6. What to actually do</w:t>
-      </w:r>
-    </w:p>
-    <w:bookmarkStart w:id="22" w:name="the-ladder-and-one-instrument-per-rung"/>
-    <w:p>
-      <w:pPr>
-        <w:pStyle w:val="Heading3"/>
-      </w:pPr>
-      <w:r>
-        <w:t xml:space="preserve">The ladder, and one instrument per rung</w:t>
+          <w:rStyle w:val="Key"/>
+        </w:rPr>
+        <w:t xml:space="preserve">Redis in this stack is deliberately unpinned and keeps a</w:t>
+      </w:r>
+      <w:r>
+        <w:rPr>
+          <w:rStyle w:val="Key"/>
+        </w:rPr>
+        <w:t xml:space="preserve"> </w:t>
+      </w:r>
+      <w:r>
+        <w:rPr>
+          <w:rStyle w:val="Key"/>
+          <w:b/>
+          <w:bCs/>
+        </w:rPr>
+        <w:t xml:space="preserve">local</w:t>
+      </w:r>
+      <w:r>
+        <w:rPr>
+          <w:rStyle w:val="Key"/>
+        </w:rPr>
+        <w:t xml:space="preserve"> </w:t>
+      </w:r>
+      <w:r>
+        <w:rPr>
+          <w:rStyle w:val="Key"/>
+        </w:rPr>
+        <w:t xml:space="preserve">volume</w:t>
+      </w:r>
+      <w:r>
+        <w:t xml:space="preserve">, which is the exact</w:t>
+      </w:r>
+      <w:r>
+        <w:t xml:space="preserve"> </w:t>
+      </w:r>
+      <w:r>
+        <w:t xml:space="preserve">configuration trap C3 exploits (chapter 4 §1). So when a failure dump showed</w:t>
+      </w:r>
+      <w:r>
+        <w:t xml:space="preserve"> </w:t>
+      </w:r>
+      <w:r>
+        <w:rPr>
+          <w:rStyle w:val="VerbatimChar"/>
+        </w:rPr>
+        <w:t xml:space="preserve">capricorn_redis.1</w:t>
+      </w:r>
+      <w:r>
+        <w:t xml:space="preserve"> </w:t>
+      </w:r>
+      <w:r>
+        <w:t xml:space="preserve">running</w:t>
+      </w:r>
+      <w:r>
+        <w:t xml:space="preserve"> </w:t>
+      </w:r>
+      <w:r>
+        <w:t xml:space="preserve">on</w:t>
+      </w:r>
+      <w:r>
+        <w:t xml:space="preserve"> </w:t>
+      </w:r>
+      <w:r>
+        <w:rPr>
+          <w:rStyle w:val="VerbatimChar"/>
+        </w:rPr>
+        <w:t xml:space="preserve">docker-swarm-2</w:t>
+      </w:r>
+      <w:r>
+        <w:t xml:space="preserve"> </w:t>
+      </w:r>
+      <w:r>
+        <w:t xml:space="preserve">and</w:t>
+      </w:r>
+      <w:r>
+        <w:t xml:space="preserve"> </w:t>
+      </w:r>
+      <w:r>
+        <w:rPr>
+          <w:rStyle w:val="VerbatimChar"/>
+        </w:rPr>
+        <w:t xml:space="preserve">docker service ps</w:t>
+      </w:r>
+      <w:r>
+        <w:t xml:space="preserve"> </w:t>
+      </w:r>
+      <w:r>
+        <w:t xml:space="preserve">said</w:t>
+      </w:r>
+      <w:r>
+        <w:t xml:space="preserve"> </w:t>
+      </w:r>
+      <w:r>
+        <w:rPr>
+          <w:rStyle w:val="VerbatimChar"/>
+        </w:rPr>
+        <w:t xml:space="preserve">Running</w:t>
+      </w:r>
+      <w:r>
+        <w:t xml:space="preserve"> </w:t>
+      </w:r>
+      <w:r>
+        <w:rPr>
+          <w:b/>
+          <w:bCs/>
+        </w:rPr>
+        <w:t xml:space="preserve">~2 hours ago</w:t>
+      </w:r>
+      <w:r>
+        <w:t xml:space="preserve"> </w:t>
+      </w:r>
+      <w:r>
+        <w:t xml:space="preserve">— right at an outage two hours</w:t>
+      </w:r>
+      <w:r>
+        <w:t xml:space="preserve"> </w:t>
+      </w:r>
+      <w:r>
+        <w:t xml:space="preserve">earlier —</w:t>
+      </w:r>
+      <w:r>
+        <w:t xml:space="preserve"> </w:t>
+      </w:r>
+      <w:r>
+        <w:rPr>
+          <w:rStyle w:val="Key"/>
+        </w:rPr>
+        <w:t xml:space="preserve">the inference was immediate and, we thought, careful</w:t>
+      </w:r>
+      <w:r>
+        <w:t xml:space="preserve">: the task had just been rescheduled, so it</w:t>
+      </w:r>
+      <w:r>
+        <w:t xml:space="preserve"> </w:t>
+      </w:r>
+      <w:r>
+        <w:t xml:space="preserve">must have come from another node, so it had attached a</w:t>
+      </w:r>
+      <w:r>
+        <w:t xml:space="preserve"> </w:t>
+      </w:r>
+      <w:r>
+        <w:rPr>
+          <w:b/>
+          <w:bCs/>
+        </w:rPr>
+        <w:t xml:space="preserve">fresh empty volume</w:t>
+      </w:r>
+      <w:r>
+        <w:t xml:space="preserve">, so C3’s silent-data-loss</w:t>
+      </w:r>
+      <w:r>
+        <w:t xml:space="preserve"> </w:t>
+      </w:r>
+      <w:r>
+        <w:rPr>
+          <w:rStyle w:val="Key"/>
+        </w:rPr>
+        <w:t xml:space="preserve">mechanism had fired for real in the middle of an unrelated drill</w:t>
+      </w:r>
+      <w:r>
+        <w:t xml:space="preserve">. That was written into the phase file as</w:t>
+      </w:r>
+      <w:r>
+        <w:t xml:space="preserve"> </w:t>
+      </w:r>
+      <w:r>
+        <w:t xml:space="preserve">an open question, with the honest caveat</w:t>
+      </w:r>
+      <w:r>
+        <w:t xml:space="preserve"> </w:t>
+      </w:r>
+      <w:r>
+        <w:rPr>
+          <w:i/>
+          <w:iCs/>
+        </w:rPr>
+        <w:t xml:space="preserve">“do not write it up as a finding until measured”</w:t>
+      </w:r>
+      <w:r>
+        <w:t xml:space="preserve">.</w:t>
+      </w:r>
+    </w:p>
+    <w:p>
+      <w:pPr>
+        <w:pStyle w:val="BodyText"/>
+      </w:pPr>
+      <w:r>
+        <w:rPr>
+          <w:rStyle w:val="Key"/>
+        </w:rPr>
+        <w:t xml:space="preserve">That caveat saved it, because when measured</w:t>
+      </w:r>
+      <w:r>
+        <w:t xml:space="preserve">,</w:t>
+      </w:r>
+      <w:r>
+        <w:t xml:space="preserve"> </w:t>
+      </w:r>
+      <w:r>
+        <w:rPr>
+          <w:b/>
+          <w:bCs/>
+        </w:rPr>
+        <w:t xml:space="preserve">not one link in the chain held.</w:t>
+      </w:r>
+      <w:r>
+        <w:t xml:space="preserve"> </w:t>
+      </w:r>
+      <w:r>
+        <w:rPr>
+          <w:rStyle w:val="Key"/>
+        </w:rPr>
+        <w:t xml:space="preserve">The task had never moved.</w:t>
       </w:r>
     </w:p>
     <w:tbl>
@@ -4528,6 +4921,870 @@
               <w:pStyle w:val="Compact"/>
             </w:pPr>
             <w:r>
+              <w:t xml:space="preserve">Reading, all taken within the same minute</w:t>
+            </w:r>
+          </w:p>
+        </w:tc>
+        <w:tc>
+          <w:tcPr/>
+          <w:p>
+            <w:pPr>
+              <w:pStyle w:val="Compact"/>
+            </w:pPr>
+            <w:r>
+              <w:t xml:space="preserve">Value</w:t>
+            </w:r>
+          </w:p>
+        </w:tc>
+        <w:tc>
+          <w:tcPr/>
+          <w:p>
+            <w:pPr>
+              <w:pStyle w:val="Compact"/>
+            </w:pPr>
+            <w:r>
+              <w:t xml:space="preserve">What it actually answers</w:t>
+            </w:r>
+          </w:p>
+        </w:tc>
+      </w:tr>
+      <w:tr>
+        <w:tc>
+          <w:tcPr/>
+          <w:p>
+            <w:pPr>
+              <w:pStyle w:val="Compact"/>
+            </w:pPr>
+            <w:r>
+              <w:rPr>
+                <w:rStyle w:val="VerbatimChar"/>
+              </w:rPr>
+              <w:t xml:space="preserve">docker service ps</w:t>
+            </w:r>
+            <w:r>
+              <w:t xml:space="preserve"> </w:t>
+            </w:r>
+            <w:r>
+              <w:t xml:space="preserve">→</w:t>
+            </w:r>
+            <w:r>
+              <w:t xml:space="preserve"> </w:t>
+            </w:r>
+            <w:r>
+              <w:rPr>
+                <w:rStyle w:val="VerbatimChar"/>
+              </w:rPr>
+              <w:t xml:space="preserve">CURRENT STATE</w:t>
+            </w:r>
+          </w:p>
+        </w:tc>
+        <w:tc>
+          <w:tcPr/>
+          <w:p>
+            <w:pPr>
+              <w:pStyle w:val="Compact"/>
+            </w:pPr>
+            <w:r>
+              <w:rPr>
+                <w:rStyle w:val="VerbatimChar"/>
+              </w:rPr>
+              <w:t xml:space="preserve">Running 8 hours ago</w:t>
+            </w:r>
+          </w:p>
+        </w:tc>
+        <w:tc>
+          <w:tcPr/>
+          <w:p>
+            <w:pPr>
+              <w:pStyle w:val="Compact"/>
+            </w:pPr>
+            <w:r>
+              <w:rPr>
+                <w:i/>
+                <w:iCs/>
+              </w:rPr>
+              <w:t xml:space="preserve">When the manager last</w:t>
+            </w:r>
+            <w:r>
+              <w:rPr>
+                <w:i/>
+                <w:iCs/>
+              </w:rPr>
+              <w:t xml:space="preserve"> </w:t>
+            </w:r>
+            <w:r>
+              <w:rPr>
+                <w:b/>
+                <w:bCs/>
+                <w:i/>
+                <w:iCs/>
+              </w:rPr>
+              <w:t xml:space="preserve">stamped</w:t>
+            </w:r>
+            <w:r>
+              <w:rPr>
+                <w:i/>
+                <w:iCs/>
+              </w:rPr>
+              <w:t xml:space="preserve"> </w:t>
+            </w:r>
+            <w:r>
+              <w:rPr>
+                <w:i/>
+                <w:iCs/>
+              </w:rPr>
+              <w:t xml:space="preserve">this task’s status</w:t>
+            </w:r>
+          </w:p>
+        </w:tc>
+      </w:tr>
+      <w:tr>
+        <w:tc>
+          <w:tcPr/>
+          <w:p>
+            <w:pPr>
+              <w:pStyle w:val="Compact"/>
+            </w:pPr>
+            <w:r>
+              <w:t xml:space="preserve">task</w:t>
+            </w:r>
+            <w:r>
+              <w:t xml:space="preserve"> </w:t>
+            </w:r>
+            <w:r>
+              <w:rPr>
+                <w:rStyle w:val="VerbatimChar"/>
+              </w:rPr>
+              <w:t xml:space="preserve">CreatedAt</w:t>
+            </w:r>
+          </w:p>
+        </w:tc>
+        <w:tc>
+          <w:tcPr/>
+          <w:p>
+            <w:pPr>
+              <w:pStyle w:val="Compact"/>
+            </w:pPr>
+            <w:r>
+              <w:t xml:space="preserve">Aug 18, 23:14:24 UTC</w:t>
+            </w:r>
+          </w:p>
+        </w:tc>
+        <w:tc>
+          <w:tcPr/>
+          <w:p>
+            <w:pPr>
+              <w:pStyle w:val="Compact"/>
+            </w:pPr>
+            <w:r>
+              <w:rPr>
+                <w:b/>
+                <w:bCs/>
+              </w:rPr>
+              <w:t xml:space="preserve">When the task was created</w:t>
+            </w:r>
+            <w:r>
+              <w:t xml:space="preserve"> </w:t>
+            </w:r>
+            <w:r>
+              <w:t xml:space="preserve">— 24.6 h before the reading</w:t>
+            </w:r>
+          </w:p>
+        </w:tc>
+      </w:tr>
+      <w:tr>
+        <w:tc>
+          <w:tcPr/>
+          <w:p>
+            <w:pPr>
+              <w:pStyle w:val="Compact"/>
+            </w:pPr>
+            <w:r>
+              <w:t xml:space="preserve">task</w:t>
+            </w:r>
+            <w:r>
+              <w:t xml:space="preserve"> </w:t>
+            </w:r>
+            <w:r>
+              <w:rPr>
+                <w:rStyle w:val="VerbatimChar"/>
+              </w:rPr>
+              <w:t xml:space="preserve">Status.Timestamp</w:t>
+            </w:r>
+          </w:p>
+        </w:tc>
+        <w:tc>
+          <w:tcPr/>
+          <w:p>
+            <w:pPr>
+              <w:pStyle w:val="Compact"/>
+            </w:pPr>
+            <w:r>
+              <w:t xml:space="preserve">Aug 19, 16:11:15 UTC</w:t>
+            </w:r>
+          </w:p>
+        </w:tc>
+        <w:tc>
+          <w:tcPr/>
+          <w:p>
+            <w:pPr>
+              <w:pStyle w:val="Compact"/>
+            </w:pPr>
+            <w:r>
+              <w:t xml:space="preserve">The field the column renders</w:t>
+            </w:r>
+          </w:p>
+        </w:tc>
+      </w:tr>
+      <w:tr>
+        <w:tc>
+          <w:tcPr/>
+          <w:p>
+            <w:pPr>
+              <w:pStyle w:val="Compact"/>
+            </w:pPr>
+            <w:r>
+              <w:t xml:space="preserve">container</w:t>
+            </w:r>
+            <w:r>
+              <w:t xml:space="preserve"> </w:t>
+            </w:r>
+            <w:r>
+              <w:rPr>
+                <w:rStyle w:val="VerbatimChar"/>
+              </w:rPr>
+              <w:t xml:space="preserve">.State.StartedAt</w:t>
+            </w:r>
+            <w:r>
+              <w:t xml:space="preserve"> </w:t>
+            </w:r>
+            <w:r>
+              <w:t xml:space="preserve">/</w:t>
+            </w:r>
+            <w:r>
+              <w:t xml:space="preserve"> </w:t>
+            </w:r>
+            <w:r>
+              <w:rPr>
+                <w:rStyle w:val="VerbatimChar"/>
+              </w:rPr>
+              <w:t xml:space="preserve">.RestartCount</w:t>
+            </w:r>
+          </w:p>
+        </w:tc>
+        <w:tc>
+          <w:tcPr/>
+          <w:p>
+            <w:pPr>
+              <w:pStyle w:val="Compact"/>
+            </w:pPr>
+            <w:r>
+              <w:t xml:space="preserve">Aug 18, 23:14:34 UTC /</w:t>
+            </w:r>
+            <w:r>
+              <w:t xml:space="preserve"> </w:t>
+            </w:r>
+            <w:r>
+              <w:rPr>
+                <w:rStyle w:val="VerbatimChar"/>
+                <w:b/>
+                <w:bCs/>
+              </w:rPr>
+              <w:t xml:space="preserve">0</w:t>
+            </w:r>
+          </w:p>
+        </w:tc>
+        <w:tc>
+          <w:tcPr/>
+          <w:p>
+            <w:pPr>
+              <w:pStyle w:val="Compact"/>
+            </w:pPr>
+            <w:r>
+              <w:rPr>
+                <w:b/>
+                <w:bCs/>
+              </w:rPr>
+              <w:t xml:space="preserve">This container’s real uptime, and that it never restarted</w:t>
+            </w:r>
+          </w:p>
+        </w:tc>
+      </w:tr>
+    </w:tbl>
+    <w:p>
+      <w:pPr>
+        <w:pStyle w:val="BodyText"/>
+      </w:pPr>
+      <w:r>
+        <w:t xml:space="preserve">⭐</w:t>
+      </w:r>
+      <w:r>
+        <w:t xml:space="preserve"> </w:t>
+      </w:r>
+      <w:r>
+        <w:rPr>
+          <w:rStyle w:val="VerbatimChar"/>
+          <w:b/>
+          <w:bCs/>
+        </w:rPr>
+        <w:t xml:space="preserve">CURRENT STATE</w:t>
+      </w:r>
+      <w:r>
+        <w:rPr>
+          <w:b/>
+          <w:bCs/>
+        </w:rPr>
+        <w:t xml:space="preserve"> </w:t>
+      </w:r>
+      <w:r>
+        <w:rPr>
+          <w:b/>
+          <w:bCs/>
+        </w:rPr>
+        <w:t xml:space="preserve">is not the task’s age. It is the last time the manager wrote down what the task was</w:t>
+      </w:r>
+      <w:r>
+        <w:rPr>
+          <w:b/>
+          <w:bCs/>
+        </w:rPr>
+        <w:t xml:space="preserve"> </w:t>
+      </w:r>
+      <w:r>
+        <w:rPr>
+          <w:b/>
+          <w:bCs/>
+        </w:rPr>
+        <w:t xml:space="preserve">doing</w:t>
+      </w:r>
+      <w:r>
+        <w:t xml:space="preserve"> </w:t>
+      </w:r>
+      <w:r>
+        <w:t xml:space="preserve">—</w:t>
+      </w:r>
+      <w:r>
+        <w:t xml:space="preserve"> </w:t>
+      </w:r>
+      <w:r>
+        <w:rPr>
+          <w:rStyle w:val="Key"/>
+        </w:rPr>
+        <w:t xml:space="preserve">and that stamp moves on control-plane churn</w:t>
+      </w:r>
+      <w:r>
+        <w:t xml:space="preserve">, which this cluster had plenty of that day between a</w:t>
+      </w:r>
+      <w:r>
+        <w:t xml:space="preserve"> </w:t>
+      </w:r>
+      <w:r>
+        <w:t xml:space="preserve">CI test sequence and a manager reboot.</w:t>
+      </w:r>
+      <w:r>
+        <w:t xml:space="preserve"> </w:t>
+      </w:r>
+      <w:r>
+        <w:rPr>
+          <w:b/>
+          <w:bCs/>
+        </w:rPr>
+        <w:t xml:space="preserve">So a task that has run untouched for a day presents as freshly</w:t>
+      </w:r>
+      <w:r>
+        <w:rPr>
+          <w:b/>
+          <w:bCs/>
+        </w:rPr>
+        <w:t xml:space="preserve"> </w:t>
+      </w:r>
+      <w:r>
+        <w:rPr>
+          <w:b/>
+          <w:bCs/>
+        </w:rPr>
+        <w:t xml:space="preserve">rescheduled</w:t>
+      </w:r>
+      <w:r>
+        <w:t xml:space="preserve">, and every conclusion drawn from</w:t>
+      </w:r>
+      <w:r>
+        <w:t xml:space="preserve"> </w:t>
+      </w:r>
+      <w:r>
+        <w:t xml:space="preserve">“it started right at the outage”</w:t>
+      </w:r>
+      <w:r>
+        <w:t xml:space="preserve"> </w:t>
+      </w:r>
+      <w:r>
+        <w:t xml:space="preserve">was built on a</w:t>
+      </w:r>
+      <w:r>
+        <w:t xml:space="preserve"> </w:t>
+      </w:r>
+      <w:r>
+        <w:rPr>
+          <w:rStyle w:val="Key"/>
+        </w:rPr>
+        <w:t xml:space="preserve">re-timestamping event that had nothing to do with the task</w:t>
+      </w:r>
+      <w:r>
+        <w:t xml:space="preserve">.</w:t>
+      </w:r>
+    </w:p>
+    <w:p>
+      <w:pPr>
+        <w:pStyle w:val="BodyText"/>
+      </w:pPr>
+      <w:r>
+        <w:t xml:space="preserve">The volumes settled it.</w:t>
+      </w:r>
+      <w:r>
+        <w:t xml:space="preserve"> </w:t>
+      </w:r>
+      <w:r>
+        <w:rPr>
+          <w:rStyle w:val="Key"/>
+        </w:rPr>
+        <w:t xml:space="preserve">Two</w:t>
+      </w:r>
+      <w:r>
+        <w:rPr>
+          <w:rStyle w:val="Key"/>
+        </w:rPr>
+        <w:t xml:space="preserve"> </w:t>
+      </w:r>
+      <w:r>
+        <w:rPr>
+          <w:rStyle w:val="VerbatimChar"/>
+        </w:rPr>
+        <w:t xml:space="preserve">capricorn_redis_data_swarm</w:t>
+      </w:r>
+      <w:r>
+        <w:rPr>
+          <w:rStyle w:val="Key"/>
+        </w:rPr>
+        <w:t xml:space="preserve"> </w:t>
+      </w:r>
+      <w:r>
+        <w:rPr>
+          <w:rStyle w:val="Key"/>
+        </w:rPr>
+        <w:t xml:space="preserve">volumes really do exist on this cluster</w:t>
+      </w:r>
+      <w:r>
+        <w:t xml:space="preserve"> </w:t>
+      </w:r>
+      <w:r>
+        <w:t xml:space="preserve">— but</w:t>
+      </w:r>
+      <w:r>
+        <w:t xml:space="preserve"> </w:t>
+      </w:r>
+      <w:r>
+        <w:t xml:space="preserve">their creation times are Aug 13 and Aug 18 19:06:56, and the second one matches</w:t>
+      </w:r>
+      <w:r>
+        <w:t xml:space="preserve"> </w:t>
+      </w:r>
+      <w:r>
+        <w:rPr>
+          <w:b/>
+          <w:bCs/>
+        </w:rPr>
+        <w:t xml:space="preserve">trap C3’s own</w:t>
+      </w:r>
+      <w:r>
+        <w:rPr>
+          <w:b/>
+          <w:bCs/>
+        </w:rPr>
+        <w:t xml:space="preserve"> </w:t>
+      </w:r>
+      <w:r>
+        <w:rPr>
+          <w:b/>
+          <w:bCs/>
+        </w:rPr>
+        <w:t xml:space="preserve">deliberate run</w:t>
+      </w:r>
+      <w:r>
+        <w:t xml:space="preserve"> </w:t>
+      </w:r>
+      <w:r>
+        <w:t xml:space="preserve">to the second. The live volume</w:t>
+      </w:r>
+      <w:r>
+        <w:t xml:space="preserve"> </w:t>
+      </w:r>
+      <w:r>
+        <w:rPr>
+          <w:rStyle w:val="Key"/>
+        </w:rPr>
+        <w:t xml:space="preserve">holds C3’s two canary keys in a 155-byte snapshot</w:t>
+      </w:r>
+      <w:r>
+        <w:t xml:space="preserve"> </w:t>
+      </w:r>
+      <w:r>
+        <w:t xml:space="preserve">whose</w:t>
+      </w:r>
+      <w:r>
+        <w:t xml:space="preserve"> </w:t>
+      </w:r>
+      <w:r>
+        <w:t xml:space="preserve">AOF generation number is</w:t>
+      </w:r>
+      <w:r>
+        <w:t xml:space="preserve"> </w:t>
+      </w:r>
+      <w:r>
+        <w:rPr>
+          <w:rStyle w:val="VerbatimChar"/>
+        </w:rPr>
+        <w:t xml:space="preserve">2</w:t>
+      </w:r>
+      <w:r>
+        <w:t xml:space="preserve">; the stranded one is 88 bytes with</w:t>
+      </w:r>
+      <w:r>
+        <w:t xml:space="preserve"> </w:t>
+      </w:r>
+      <w:r>
+        <w:rPr>
+          <w:b/>
+          <w:bCs/>
+        </w:rPr>
+        <w:t xml:space="preserve">zero keys</w:t>
+      </w:r>
+      <w:r>
+        <w:t xml:space="preserve"> </w:t>
+      </w:r>
+      <w:r>
+        <w:t xml:space="preserve">and generation</w:t>
+      </w:r>
+      <w:r>
+        <w:t xml:space="preserve"> </w:t>
+      </w:r>
+      <w:r>
+        <w:rPr>
+          <w:rStyle w:val="VerbatimChar"/>
+        </w:rPr>
+        <w:t xml:space="preserve">1</w:t>
+      </w:r>
+      <w:r>
+        <w:t xml:space="preserve">, a</w:t>
+      </w:r>
+      <w:r>
+        <w:t xml:space="preserve"> </w:t>
+      </w:r>
+      <w:r>
+        <w:t xml:space="preserve">first-ever start. Nothing had been lost, and</w:t>
+      </w:r>
+      <w:r>
+        <w:t xml:space="preserve"> </w:t>
+      </w:r>
+      <w:r>
+        <w:rPr>
+          <w:rStyle w:val="Key"/>
+        </w:rPr>
+        <w:t xml:space="preserve">the node the theory required redis to have moved</w:t>
+      </w:r>
+      <w:r>
+        <w:rPr>
+          <w:rStyle w:val="Key"/>
+        </w:rPr>
+        <w:t xml:space="preserve"> </w:t>
+      </w:r>
+      <w:r>
+        <w:rPr>
+          <w:rStyle w:val="Key"/>
+          <w:i/>
+          <w:iCs/>
+        </w:rPr>
+        <w:t xml:space="preserve">from</w:t>
+      </w:r>
+      <w:r>
+        <w:rPr>
+          <w:rStyle w:val="Key"/>
+        </w:rPr>
+        <w:t xml:space="preserve"> </w:t>
+      </w:r>
+      <w:r>
+        <w:rPr>
+          <w:rStyle w:val="Key"/>
+        </w:rPr>
+        <w:t xml:space="preserve">had</w:t>
+      </w:r>
+      <w:r>
+        <w:t xml:space="preserve"> </w:t>
+      </w:r>
+      <w:r>
+        <w:t xml:space="preserve">never held a redis volume at all.</w:t>
+      </w:r>
+    </w:p>
+    <w:p>
+      <w:pPr>
+        <w:pStyle w:val="BlockText"/>
+      </w:pPr>
+      <w:r>
+        <w:t xml:space="preserve">🚨</w:t>
+      </w:r>
+      <w:r>
+        <w:t xml:space="preserve"> </w:t>
+      </w:r>
+      <w:r>
+        <w:rPr>
+          <w:b/>
+          <w:bCs/>
+        </w:rPr>
+        <w:t xml:space="preserve">Two habits are worth stealing from this.</w:t>
+      </w:r>
+      <w:r>
+        <w:t xml:space="preserve"> </w:t>
+      </w:r>
+      <w:r>
+        <w:t xml:space="preserve">First,</w:t>
+      </w:r>
+      <w:r>
+        <w:t xml:space="preserve"> </w:t>
+      </w:r>
+      <w:r>
+        <w:rPr>
+          <w:b/>
+          <w:bCs/>
+        </w:rPr>
+        <w:t xml:space="preserve">clock skew was excluded by measuring it</w:t>
+      </w:r>
+      <w:r>
+        <w:t xml:space="preserve"> </w:t>
+      </w:r>
+      <w:r>
+        <w:t xml:space="preserve">(</w:t>
+      </w:r>
+      <w:r>
+        <w:rPr>
+          <w:rStyle w:val="VerbatimChar"/>
+        </w:rPr>
+        <w:t xml:space="preserve">date -u</w:t>
+      </w:r>
+      <w:r>
+        <w:t xml:space="preserve"> </w:t>
+      </w:r>
+      <w:r>
+        <w:t xml:space="preserve">on all three nodes, plus</w:t>
+      </w:r>
+      <w:r>
+        <w:t xml:space="preserve"> </w:t>
+      </w:r>
+      <w:r>
+        <w:rPr>
+          <w:rStyle w:val="VerbatimChar"/>
+        </w:rPr>
+        <w:t xml:space="preserve">timedatectl show -p NTPSynchronized</w:t>
+      </w:r>
+      <w:r>
+        <w:t xml:space="preserve">) rather than dismissed as</w:t>
+      </w:r>
+      <w:r>
+        <w:t xml:space="preserve"> </w:t>
+      </w:r>
+      <w:r>
+        <w:t xml:space="preserve">unlikely —</w:t>
+      </w:r>
+      <w:r>
+        <w:t xml:space="preserve"> </w:t>
+      </w:r>
+      <w:r>
+        <w:rPr>
+          <w:rStyle w:val="Key"/>
+        </w:rPr>
+        <w:t xml:space="preserve">with timestamps from three machines, skew is the competing explanation</w:t>
+      </w:r>
+      <w:r>
+        <w:t xml:space="preserve">, so it is the</w:t>
+      </w:r>
+      <w:r>
+        <w:t xml:space="preserve"> </w:t>
+      </w:r>
+      <w:r>
+        <w:rPr>
+          <w:rStyle w:val="Key"/>
+        </w:rPr>
+        <w:t xml:space="preserve">discriminator you owe the reader</w:t>
+      </w:r>
+      <w:r>
+        <w:t xml:space="preserve">. Second, and more useful: ⭐</w:t>
+      </w:r>
+      <w:r>
+        <w:t xml:space="preserve"> </w:t>
+      </w:r>
+      <w:r>
+        <w:rPr>
+          <w:b/>
+          <w:bCs/>
+        </w:rPr>
+        <w:t xml:space="preserve">Swarm had already pruned the task rows</w:t>
+      </w:r>
+      <w:r>
+        <w:rPr>
+          <w:b/>
+          <w:bCs/>
+        </w:rPr>
+        <w:t xml:space="preserve"> </w:t>
+      </w:r>
+      <w:r>
+        <w:rPr>
+          <w:b/>
+          <w:bCs/>
+        </w:rPr>
+        <w:t xml:space="preserve">that would have shown the move, so the orchestrator no longer had any account of it. The evidence that</w:t>
+      </w:r>
+      <w:r>
+        <w:rPr>
+          <w:b/>
+          <w:bCs/>
+        </w:rPr>
+        <w:t xml:space="preserve"> </w:t>
+      </w:r>
+      <w:r>
+        <w:rPr>
+          <w:b/>
+          <w:bCs/>
+        </w:rPr>
+        <w:t xml:space="preserve">survived was on disk</w:t>
+      </w:r>
+      <w:r>
+        <w:t xml:space="preserve"> </w:t>
+      </w:r>
+      <w:r>
+        <w:t xml:space="preserve">— a volume’s creation time and a Redis AOF generation number.</w:t>
+      </w:r>
+      <w:r>
+        <w:t xml:space="preserve"> </w:t>
+      </w:r>
+      <w:r>
+        <w:rPr>
+          <w:b/>
+          <w:bCs/>
+        </w:rPr>
+        <w:t xml:space="preserve">When the control</w:t>
+      </w:r>
+      <w:r>
+        <w:rPr>
+          <w:b/>
+          <w:bCs/>
+        </w:rPr>
+        <w:t xml:space="preserve"> </w:t>
+      </w:r>
+      <w:r>
+        <w:rPr>
+          <w:b/>
+          <w:bCs/>
+        </w:rPr>
+        <w:t xml:space="preserve">plane’s memory is shorter than your incident, the filesystem is your witness.</w:t>
+      </w:r>
+    </w:p>
+    <w:p>
+      <w:pPr>
+        <w:pStyle w:val="FirstParagraph"/>
+      </w:pPr>
+      <w:r>
+        <w:rPr>
+          <w:b/>
+          <w:bCs/>
+        </w:rPr>
+        <w:t xml:space="preserve">And write the prediction down before running the command.</w:t>
+      </w:r>
+      <w:r>
+        <w:t xml:space="preserve"> </w:t>
+      </w:r>
+      <w:r>
+        <w:t xml:space="preserve">It is the only instrument that catches the</w:t>
+      </w:r>
+      <w:r>
+        <w:t xml:space="preserve"> </w:t>
+      </w:r>
+      <w:r>
+        <w:rPr>
+          <w:rStyle w:val="Key"/>
+        </w:rPr>
+        <w:t xml:space="preserve">failure where you learn nothing because you had no expectation to violate</w:t>
+      </w:r>
+      <w:r>
+        <w:t xml:space="preserve">. Our quorum prediction was</w:t>
+      </w:r>
+      <w:r>
+        <w:t xml:space="preserve"> </w:t>
+      </w:r>
+      <w:r>
+        <w:rPr>
+          <w:b/>
+          <w:bCs/>
+        </w:rPr>
+        <w:t xml:space="preserve">wrong</w:t>
+      </w:r>
+      <w:r>
+        <w:t xml:space="preserve">, and that refutation is among the most useful facts in this track; it would not exist if we had</w:t>
+      </w:r>
+      <w:r>
+        <w:t xml:space="preserve"> </w:t>
+      </w:r>
+      <w:r>
+        <w:t xml:space="preserve">not committed to a guess we could lose.</w:t>
+      </w:r>
+    </w:p>
+    <w:p>
+      <w:r>
+        <w:pict>
+          <v:rect style="width:0;height:1.5pt" o:hralign="center" o:hrstd="t" o:hr="t"/>
+        </w:pict>
+      </w:r>
+    </w:p>
+    <w:bookmarkEnd w:id="21"/>
+    <w:bookmarkEnd w:id="22"/>
+    <w:bookmarkStart w:id="25" w:name="what-to-actually-do"/>
+    <w:p>
+      <w:pPr>
+        <w:pStyle w:val="Heading2"/>
+      </w:pPr>
+      <w:r>
+        <w:t xml:space="preserve">6. What to actually do</w:t>
+      </w:r>
+    </w:p>
+    <w:bookmarkStart w:id="23" w:name="the-ladder-and-one-instrument-per-rung"/>
+    <w:p>
+      <w:pPr>
+        <w:pStyle w:val="Heading3"/>
+      </w:pPr>
+      <w:r>
+        <w:t xml:space="preserve">The ladder, and one instrument per rung</w:t>
+      </w:r>
+    </w:p>
+    <w:tbl>
+      <w:tblPr>
+        <w:tblStyle w:val="Table"/>
+        <w:tblW w:type="pct" w:w="5000"/>
+        <w:tblLayout w:type="fixed"/>
+        <w:tblLook w:firstRow="1" w:lastRow="0" w:firstColumn="0" w:lastColumn="0" w:noHBand="0" w:noVBand="0" w:val="0020"/>
+      </w:tblPr>
+      <w:tblGrid>
+        <w:gridCol w:w="2640"/>
+        <w:gridCol w:w="2640"/>
+        <w:gridCol w:w="2640"/>
+      </w:tblGrid>
+      <w:tr>
+        <w:trPr>
+          <w:tblHeader w:val="on"/>
+        </w:trPr>
+        <w:tc>
+          <w:tcPr/>
+          <w:p>
+            <w:pPr>
+              <w:pStyle w:val="Compact"/>
+            </w:pPr>
+            <w:r>
               <w:t xml:space="preserve">Question</w:t>
             </w:r>
           </w:p>
@@ -4991,7 +6248,16 @@
         <w:t xml:space="preserve">The healthcheck row is the highest-leverage one</w:t>
       </w:r>
       <w:r>
-        <w:t xml:space="preserve">, because it is the only rung where a correctness</w:t>
+        <w:t xml:space="preserve">,</w:t>
+      </w:r>
+      <w:r>
+        <w:t xml:space="preserve"> </w:t>
+      </w:r>
+      <w:r>
+        <w:rPr>
+          <w:rStyle w:val="Key"/>
+        </w:rPr>
+        <w:t xml:space="preserve">because it is the only rung where a correctness</w:t>
       </w:r>
       <w:r>
         <w:t xml:space="preserve"> </w:t>
@@ -5077,8 +6343,8 @@
         <w:t xml:space="preserve">something rollback can act on.</w:t>
       </w:r>
     </w:p>
-    <w:bookmarkEnd w:id="22"/>
-    <w:bookmarkStart w:id="23" w:name="Xb9f1a3ca95f96b6066c4d2dbd498881423f8657"/>
+    <w:bookmarkEnd w:id="23"/>
+    <w:bookmarkStart w:id="24" w:name="Xb9f1a3ca95f96b6066c4d2dbd498881423f8657"/>
     <w:p>
       <w:pPr>
         <w:pStyle w:val="Heading3"/>
@@ -5112,6 +6378,9 @@
         <w:t xml:space="preserve"> </w:t>
       </w:r>
       <w:r>
+        <w:rPr>
+          <w:rStyle w:val="Key"/>
+        </w:rPr>
         <w:t xml:space="preserve">was: the database, the dataset, the frontend, and the previous version still serving.</w:t>
       </w:r>
     </w:p>
@@ -5191,7 +6460,13 @@
         <w:t xml:space="preserve"> </w:t>
       </w:r>
       <w:r>
-        <w:t xml:space="preserve">If nothing does, capacity is on an honour system.</w:t>
+        <w:rPr>
+          <w:rStyle w:val="Key"/>
+        </w:rPr>
+        <w:t xml:space="preserve">If nothing does, capacity is on an honour system</w:t>
+      </w:r>
+      <w:r>
+        <w:t xml:space="preserve">.</w:t>
       </w:r>
     </w:p>
     <w:p>
@@ -5383,9 +6658,9 @@
         </w:pict>
       </w:r>
     </w:p>
-    <w:bookmarkEnd w:id="23"/>
     <w:bookmarkEnd w:id="24"/>
-    <w:bookmarkStart w:id="26" w:name="commands-to-know-by-heart"/>
+    <w:bookmarkEnd w:id="25"/>
+    <w:bookmarkStart w:id="27" w:name="commands-to-know-by-heart"/>
     <w:p>
       <w:pPr>
         <w:pStyle w:val="Heading2"/>
@@ -5929,6 +7204,309 @@
         </w:rPr>
         <w:t xml:space="preserve">&gt;</w:t>
       </w:r>
+      <w:r>
+        <w:br/>
+      </w:r>
+      <w:r>
+        <w:br/>
+      </w:r>
+      <w:r>
+        <w:rPr>
+          <w:rStyle w:val="CommentTok"/>
+        </w:rPr>
+        <w:t xml:space="preserve"># How long has this container REALLY been up? (not what `service ps` implies)</w:t>
+      </w:r>
+      <w:r>
+        <w:br/>
+      </w:r>
+      <w:r>
+        <w:rPr>
+          <w:rStyle w:val="VariableTok"/>
+        </w:rPr>
+        <w:t xml:space="preserve">cid</w:t>
+      </w:r>
+      <w:r>
+        <w:rPr>
+          <w:rStyle w:val="OperatorTok"/>
+        </w:rPr>
+        <w:t xml:space="preserve">=</w:t>
+      </w:r>
+      <w:r>
+        <w:rPr>
+          <w:rStyle w:val="VariableTok"/>
+        </w:rPr>
+        <w:t xml:space="preserve">$(</w:t>
+      </w:r>
+      <w:r>
+        <w:rPr>
+          <w:rStyle w:val="ExtensionTok"/>
+        </w:rPr>
+        <w:t xml:space="preserve">docker</w:t>
+      </w:r>
+      <w:r>
+        <w:rPr>
+          <w:rStyle w:val="NormalTok"/>
+        </w:rPr>
+        <w:t xml:space="preserve"> ps </w:t>
+      </w:r>
+      <w:r>
+        <w:rPr>
+          <w:rStyle w:val="AttributeTok"/>
+        </w:rPr>
+        <w:t xml:space="preserve">-q</w:t>
+      </w:r>
+      <w:r>
+        <w:rPr>
+          <w:rStyle w:val="NormalTok"/>
+        </w:rPr>
+        <w:t xml:space="preserve"> </w:t>
+      </w:r>
+      <w:r>
+        <w:rPr>
+          <w:rStyle w:val="AttributeTok"/>
+        </w:rPr>
+        <w:t xml:space="preserve">-f</w:t>
+      </w:r>
+      <w:r>
+        <w:rPr>
+          <w:rStyle w:val="NormalTok"/>
+        </w:rPr>
+        <w:t xml:space="preserve"> name=</w:t>
+      </w:r>
+      <w:r>
+        <w:rPr>
+          <w:rStyle w:val="OperatorTok"/>
+        </w:rPr>
+        <w:t xml:space="preserve">&lt;</w:t>
+      </w:r>
+      <w:r>
+        <w:rPr>
+          <w:rStyle w:val="NormalTok"/>
+        </w:rPr>
+        <w:t xml:space="preserve">stack</w:t>
+      </w:r>
+      <w:r>
+        <w:rPr>
+          <w:rStyle w:val="OperatorTok"/>
+        </w:rPr>
+        <w:t xml:space="preserve">&gt;</w:t>
+      </w:r>
+      <w:r>
+        <w:rPr>
+          <w:rStyle w:val="NormalTok"/>
+        </w:rPr>
+        <w:t xml:space="preserve">_</w:t>
+      </w:r>
+      <w:r>
+        <w:rPr>
+          <w:rStyle w:val="OperatorTok"/>
+        </w:rPr>
+        <w:t xml:space="preserve">&lt;</w:t>
+      </w:r>
+      <w:r>
+        <w:rPr>
+          <w:rStyle w:val="NormalTok"/>
+        </w:rPr>
+        <w:t xml:space="preserve">svc</w:t>
+      </w:r>
+      <w:r>
+        <w:rPr>
+          <w:rStyle w:val="OperatorTok"/>
+        </w:rPr>
+        <w:t xml:space="preserve">&gt;</w:t>
+      </w:r>
+      <w:r>
+        <w:rPr>
+          <w:rStyle w:val="VariableTok"/>
+        </w:rPr>
+        <w:t xml:space="preserve">)</w:t>
+      </w:r>
+      <w:r>
+        <w:rPr>
+          <w:rStyle w:val="NormalTok"/>
+        </w:rPr>
+        <w:t xml:space="preserve">          </w:t>
+      </w:r>
+      <w:r>
+        <w:rPr>
+          <w:rStyle w:val="CommentTok"/>
+        </w:rPr>
+        <w:t xml:space="preserve"># on the node running it</w:t>
+      </w:r>
+      <w:r>
+        <w:br/>
+      </w:r>
+      <w:r>
+        <w:rPr>
+          <w:rStyle w:val="ExtensionTok"/>
+        </w:rPr>
+        <w:t xml:space="preserve">docker</w:t>
+      </w:r>
+      <w:r>
+        <w:rPr>
+          <w:rStyle w:val="NormalTok"/>
+        </w:rPr>
+        <w:t xml:space="preserve"> inspect </w:t>
+      </w:r>
+      <w:r>
+        <w:rPr>
+          <w:rStyle w:val="VariableTok"/>
+        </w:rPr>
+        <w:t xml:space="preserve">$cid</w:t>
+      </w:r>
+      <w:r>
+        <w:rPr>
+          <w:rStyle w:val="NormalTok"/>
+        </w:rPr>
+        <w:t xml:space="preserve"> </w:t>
+      </w:r>
+      <w:r>
+        <w:rPr>
+          <w:rStyle w:val="AttributeTok"/>
+        </w:rPr>
+        <w:t xml:space="preserve">--format</w:t>
+      </w:r>
+      <w:r>
+        <w:rPr>
+          <w:rStyle w:val="NormalTok"/>
+        </w:rPr>
+        <w:t xml:space="preserve"> </w:t>
+      </w:r>
+      <w:r>
+        <w:rPr>
+          <w:rStyle w:val="StringTok"/>
+        </w:rPr>
+        <w:t xml:space="preserve">'{{.State.StartedAt}}  restarts={{.RestartCount}}'</w:t>
+      </w:r>
+      <w:r>
+        <w:br/>
+      </w:r>
+      <w:r>
+        <w:br/>
+      </w:r>
+      <w:r>
+        <w:rPr>
+          <w:rStyle w:val="CommentTok"/>
+        </w:rPr>
+        <w:t xml:space="preserve"># Before trusting any timestamp from three machines, exclude skew</w:t>
+      </w:r>
+      <w:r>
+        <w:br/>
+      </w:r>
+      <w:r>
+        <w:rPr>
+          <w:rStyle w:val="ControlFlowTok"/>
+        </w:rPr>
+        <w:t xml:space="preserve">for</w:t>
+      </w:r>
+      <w:r>
+        <w:rPr>
+          <w:rStyle w:val="NormalTok"/>
+        </w:rPr>
+        <w:t xml:space="preserve"> n </w:t>
+      </w:r>
+      <w:r>
+        <w:rPr>
+          <w:rStyle w:val="KeywordTok"/>
+        </w:rPr>
+        <w:t xml:space="preserve">in</w:t>
+      </w:r>
+      <w:r>
+        <w:rPr>
+          <w:rStyle w:val="NormalTok"/>
+        </w:rPr>
+        <w:t xml:space="preserve"> </w:t>
+      </w:r>
+      <w:r>
+        <w:rPr>
+          <w:rStyle w:val="OperatorTok"/>
+        </w:rPr>
+        <w:t xml:space="preserve">&lt;</w:t>
+      </w:r>
+      <w:r>
+        <w:rPr>
+          <w:rStyle w:val="NormalTok"/>
+        </w:rPr>
+        <w:t xml:space="preserve">node-ips</w:t>
+      </w:r>
+      <w:r>
+        <w:rPr>
+          <w:rStyle w:val="OperatorTok"/>
+        </w:rPr>
+        <w:t xml:space="preserve">&gt;</w:t>
+      </w:r>
+      <w:r>
+        <w:rPr>
+          <w:rStyle w:val="KeywordTok"/>
+        </w:rPr>
+        <w:t xml:space="preserve">;</w:t>
+      </w:r>
+      <w:r>
+        <w:rPr>
+          <w:rStyle w:val="NormalTok"/>
+        </w:rPr>
+        <w:t xml:space="preserve"> </w:t>
+      </w:r>
+      <w:r>
+        <w:rPr>
+          <w:rStyle w:val="ControlFlowTok"/>
+        </w:rPr>
+        <w:t xml:space="preserve">do</w:t>
+      </w:r>
+      <w:r>
+        <w:rPr>
+          <w:rStyle w:val="NormalTok"/>
+        </w:rPr>
+        <w:t xml:space="preserve"> </w:t>
+      </w:r>
+      <w:r>
+        <w:rPr>
+          <w:rStyle w:val="FunctionTok"/>
+        </w:rPr>
+        <w:t xml:space="preserve">ssh</w:t>
+      </w:r>
+      <w:r>
+        <w:rPr>
+          <w:rStyle w:val="NormalTok"/>
+        </w:rPr>
+        <w:t xml:space="preserve"> </w:t>
+      </w:r>
+      <w:r>
+        <w:rPr>
+          <w:rStyle w:val="VariableTok"/>
+        </w:rPr>
+        <w:t xml:space="preserve">$n</w:t>
+      </w:r>
+      <w:r>
+        <w:rPr>
+          <w:rStyle w:val="NormalTok"/>
+        </w:rPr>
+        <w:t xml:space="preserve"> </w:t>
+      </w:r>
+      <w:r>
+        <w:rPr>
+          <w:rStyle w:val="StringTok"/>
+        </w:rPr>
+        <w:t xml:space="preserve">'date -u; timedatectl show -p NTPSynchronized --value'</w:t>
+      </w:r>
+      <w:r>
+        <w:rPr>
+          <w:rStyle w:val="KeywordTok"/>
+        </w:rPr>
+        <w:t xml:space="preserve">;</w:t>
+      </w:r>
+      <w:r>
+        <w:rPr>
+          <w:rStyle w:val="NormalTok"/>
+        </w:rPr>
+        <w:t xml:space="preserve"> </w:t>
+      </w:r>
+      <w:r>
+        <w:rPr>
+          <w:rStyle w:val="ControlFlowTok"/>
+        </w:rPr>
+        <w:t xml:space="preserve">done</w:t>
+      </w:r>
     </w:p>
     <w:p>
       <w:pPr>
@@ -5940,7 +7518,7 @@
       <w:r>
         <w:t xml:space="preserve"> </w:t>
       </w:r>
-      <w:hyperlink r:id="rId25">
+      <w:hyperlink r:id="rId26">
         <w:r>
           <w:rPr>
             <w:rStyle w:val="VerbatimChar"/>
@@ -5959,8 +7537,8 @@
         </w:pict>
       </w:r>
     </w:p>
-    <w:bookmarkEnd w:id="26"/>
-    <w:bookmarkStart w:id="27" w:name="glossary"/>
+    <w:bookmarkEnd w:id="27"/>
+    <w:bookmarkStart w:id="28" w:name="glossary"/>
     <w:p>
       <w:pPr>
         <w:pStyle w:val="Heading2"/>
@@ -6191,6 +7769,77 @@
           </w:p>
         </w:tc>
       </w:tr>
+      <w:tr>
+        <w:tc>
+          <w:tcPr/>
+          <w:p>
+            <w:pPr>
+              <w:pStyle w:val="Compact"/>
+            </w:pPr>
+            <w:r>
+              <w:rPr>
+                <w:b/>
+                <w:bCs/>
+              </w:rPr>
+              <w:t xml:space="preserve">Status stamp</w:t>
+            </w:r>
+          </w:p>
+        </w:tc>
+        <w:tc>
+          <w:tcPr/>
+          <w:p>
+            <w:pPr>
+              <w:pStyle w:val="Compact"/>
+            </w:pPr>
+            <w:r>
+              <w:t xml:space="preserve">The time the manager last recorded a task’s state — what</w:t>
+            </w:r>
+            <w:r>
+              <w:t xml:space="preserve"> </w:t>
+            </w:r>
+            <w:r>
+              <w:rPr>
+                <w:rStyle w:val="VerbatimChar"/>
+              </w:rPr>
+              <w:t xml:space="preserve">docker service ps</w:t>
+            </w:r>
+            <w:r>
+              <w:t xml:space="preserve"> </w:t>
+            </w:r>
+            <w:r>
+              <w:t xml:space="preserve">renders as</w:t>
+            </w:r>
+            <w:r>
+              <w:t xml:space="preserve"> </w:t>
+            </w:r>
+            <w:r>
+              <w:rPr>
+                <w:rStyle w:val="VerbatimChar"/>
+              </w:rPr>
+              <w:t xml:space="preserve">Running N hours ago</w:t>
+            </w:r>
+            <w:r>
+              <w:t xml:space="preserve">. It moves on control-plane churn and is</w:t>
+            </w:r>
+            <w:r>
+              <w:t xml:space="preserve"> </w:t>
+            </w:r>
+            <w:r>
+              <w:rPr>
+                <w:b/>
+                <w:bCs/>
+              </w:rPr>
+              <w:t xml:space="preserve">not</w:t>
+            </w:r>
+            <w:r>
+              <w:t xml:space="preserve"> </w:t>
+            </w:r>
+            <w:r>
+              <w:t xml:space="preserve">the task’s age.</w:t>
+            </w:r>
+          </w:p>
+        </w:tc>
+      </w:tr>
     </w:tbl>
     <w:p>
       <w:r>
@@ -6199,8 +7848,8 @@
         </w:pict>
       </w:r>
     </w:p>
-    <w:bookmarkEnd w:id="27"/>
-    <w:bookmarkStart w:id="28" w:name="check-yourself"/>
+    <w:bookmarkEnd w:id="28"/>
+    <w:bookmarkStart w:id="29" w:name="check-yourself"/>
     <w:p>
       <w:pPr>
         <w:pStyle w:val="Heading2"/>
@@ -6454,6 +8103,69 @@
         </w:numPr>
       </w:pPr>
       <w:r>
+        <w:rPr>
+          <w:rStyle w:val="VerbatimChar"/>
+        </w:rPr>
+        <w:t xml:space="preserve">docker service ps</w:t>
+      </w:r>
+      <w:r>
+        <w:t xml:space="preserve"> </w:t>
+      </w:r>
+      <w:r>
+        <w:t xml:space="preserve">says</w:t>
+      </w:r>
+      <w:r>
+        <w:t xml:space="preserve"> </w:t>
+      </w:r>
+      <w:r>
+        <w:rPr>
+          <w:rStyle w:val="VerbatimChar"/>
+        </w:rPr>
+        <w:t xml:space="preserve">Running 8 hours ago</w:t>
+      </w:r>
+      <w:r>
+        <w:t xml:space="preserve">. Name the three different questions that could be</w:t>
+      </w:r>
+      <w:r>
+        <w:t xml:space="preserve"> </w:t>
+      </w:r>
+      <w:r>
+        <w:t xml:space="preserve">asked about that task’s history, and the command that answers each. Then say what makes the column</w:t>
+      </w:r>
+      <w:r>
+        <w:t xml:space="preserve"> </w:t>
+      </w:r>
+      <w:r>
+        <w:t xml:space="preserve">move without the container restarting. (§5)</w:t>
+      </w:r>
+    </w:p>
+    <w:p>
+      <w:pPr>
+        <w:pStyle w:val="Compact"/>
+        <w:numPr>
+          <w:ilvl w:val="0"/>
+          <w:numId w:val="1004"/>
+        </w:numPr>
+      </w:pPr>
+      <w:r>
+        <w:t xml:space="preserve">A task’s history has been pruned, so Swarm cannot tell you which node a service ran on last week.</w:t>
+      </w:r>
+      <w:r>
+        <w:t xml:space="preserve"> </w:t>
+      </w:r>
+      <w:r>
+        <w:t xml:space="preserve">Where else can the answer be, and what made it survive? (§5)</w:t>
+      </w:r>
+    </w:p>
+    <w:p>
+      <w:pPr>
+        <w:pStyle w:val="Compact"/>
+        <w:numPr>
+          <w:ilvl w:val="0"/>
+          <w:numId w:val="1004"/>
+        </w:numPr>
+      </w:pPr>
+      <w:r>
         <w:t xml:space="preserve">For a deploy pipeline you actually maintain: what could be broken today and still let it go green?</w:t>
       </w:r>
       <w:r>
@@ -6463,8 +8175,8 @@
         <w:t xml:space="preserve">(§6)</w:t>
       </w:r>
     </w:p>
-    <w:bookmarkEnd w:id="28"/>
     <w:bookmarkEnd w:id="29"/>
+    <w:bookmarkEnd w:id="30"/>
     <w:sectPr>
       <w:footerReference r:id="rIdEduFooter" w:type="default"/>
       <w:pgSz w:h="15840" w:w="12240"/>
